--- a/docs/Time Series Script.docx
+++ b/docs/Time Series Script.docx
@@ -5,6 +5,61 @@
     <w:p>
       <w:pPr>
         <w:spacing w:after="0" w:line="240" w:lineRule="auto"/>
+        <w:rPr>
+          <w:rFonts w:ascii="Arial" w:eastAsia="Times New Roman" w:hAnsi="Arial" w:cs="Arial"/>
+          <w:color w:val="1F1F1F"/>
+          <w:kern w:val="0"/>
+          <w14:ligatures w14:val="none"/>
+        </w:rPr>
+      </w:pPr>
+      <w:r>
+        <w:rPr>
+          <w:rFonts w:ascii="Arial" w:eastAsia="Times New Roman" w:hAnsi="Arial" w:cs="Arial"/>
+          <w:b w:val="0"/>
+          <w:color w:val="1F1F1F"/>
+          <w:kern w:val="0"/>
+          <w:bdr w:val="none" w:sz="0" w:space="0" w:color="auto" w:frame="1"/>
+          <w14:ligatures w14:val="none"/>
+        </w:rPr>
+        <w:t>How to use this script: each slide has a one-sentence key message (say this even if you skip everything else), plain-English talking points with everyday analogies, and a short ‘If asked’ section with the technical detail.</w:t>
+      </w:r>
+    </w:p>
+    <w:p>
+      <w:pPr>
+        <w:spacing w:after="0" w:line="240" w:lineRule="auto"/>
+        <w:rPr>
+          <w:rFonts w:ascii="Arial" w:eastAsia="Times New Roman" w:hAnsi="Arial" w:cs="Arial"/>
+          <w:color w:val="1F1F1F"/>
+          <w:kern w:val="0"/>
+          <w14:ligatures w14:val="none"/>
+        </w:rPr>
+      </w:pPr>
+      <w:r>
+        <w:rPr>
+          <w:rFonts w:ascii="Arial" w:eastAsia="Times New Roman" w:hAnsi="Arial" w:cs="Arial"/>
+          <w:b w:val="0"/>
+          <w:color w:val="1F1F1F"/>
+          <w:kern w:val="0"/>
+          <w:bdr w:val="none" w:sz="0" w:space="0" w:color="auto" w:frame="1"/>
+          <w14:ligatures w14:val="none"/>
+        </w:rPr>
+        <w:t>Running analogy: volatility is the weather of the stock market. GARCH is the weather forecast. MCMC and VI are two different ways of working out how much to trust that forecast.</w:t>
+      </w:r>
+    </w:p>
+    <w:p>
+      <w:pPr>
+        <w:spacing w:after="120" w:line="240" w:lineRule="auto"/>
+        <w:rPr>
+          <w:rFonts w:ascii="Arial" w:eastAsia="Times New Roman" w:hAnsi="Arial" w:cs="Arial"/>
+          <w:color w:val="1F1F1F"/>
+          <w:kern w:val="0"/>
+          <w14:ligatures w14:val="none"/>
+        </w:rPr>
+      </w:pPr>
+    </w:p>
+    <w:p>
+      <w:pPr>
+        <w:spacing w:after="0" w:line="240" w:lineRule="auto"/>
         <w:outlineLvl w:val="1"/>
         <w:rPr>
           <w:rFonts w:ascii="Arial" w:eastAsia="Times New Roman" w:hAnsi="Arial" w:cs="Arial"/>
@@ -30,6 +85,39 @@
           <w14:ligatures w14:val="none"/>
         </w:rPr>
         <w:t>Slide 1: Title – Bayesian Volatility at Scale</w:t>
+      </w:r>
+    </w:p>
+    <w:p>
+      <w:pPr>
+        <w:spacing w:after="0" w:line="240" w:lineRule="auto"/>
+        <w:rPr>
+          <w:rFonts w:ascii="Arial" w:eastAsia="Times New Roman" w:hAnsi="Arial" w:cs="Arial"/>
+          <w:color w:val="1F1F1F"/>
+          <w:kern w:val="0"/>
+          <w14:ligatures w14:val="none"/>
+        </w:rPr>
+      </w:pPr>
+      <w:r>
+        <w:rPr>
+          <w:rFonts w:ascii="Arial" w:eastAsia="Times New Roman" w:hAnsi="Arial" w:cs="Arial"/>
+          <w:b/>
+          <w:color w:val="1F1F1F"/>
+          <w:kern w:val="0"/>
+          <w:bdr w:val="none" w:sz="0" w:space="0" w:color="auto" w:frame="1"/>
+          <w14:ligatures w14:val="none"/>
+        </w:rPr>
+        <w:t xml:space="preserve">Key message: </w:t>
+      </w:r>
+      <w:r>
+        <w:rPr>
+          <w:rFonts w:ascii="Arial" w:eastAsia="Times New Roman" w:hAnsi="Arial" w:cs="Arial"/>
+          <w:b w:val="0"/>
+          <w:color w:val="1F1F1F"/>
+          <w:kern w:val="0"/>
+          <w:bdr w:val="none" w:sz="0" w:space="0" w:color="auto" w:frame="1"/>
+          <w14:ligatures w14:val="none"/>
+        </w:rPr>
+        <w:t>We test whether a fast machine-learning shortcut can replace a slow, trusted statistical method for forecasting market risk.</w:t>
       </w:r>
     </w:p>
     <w:p>
@@ -55,7 +143,7 @@
           <w:bdr w:val="none" w:sz="0" w:space="0" w:color="auto" w:frame="1"/>
           <w14:ligatures w14:val="none"/>
         </w:rPr>
-        <w:t>Today I will be presenting ‘Bayesian Volatility at Scale’.</w:t>
+        <w:t>Today I’m presenting ‘Bayesian Volatility at Scale’.</w:t>
       </w:r>
     </w:p>
     <w:p>
@@ -81,7 +169,81 @@
           <w:bdr w:val="none" w:sz="0" w:space="0" w:color="auto" w:frame="1"/>
           <w14:ligatures w14:val="none"/>
         </w:rPr>
-        <w:t>The project asks one question from the paper by Magris and Iosifidis (2023): can Variational Inference give Bayesian GARCH estimates and forecasts that are as good as MCMC and quasi-maximum likelihood, and what does it cost to compute them?</w:t>
+        <w:t>My project is based on a 2023 research paper by Magris and Iosifidis. I re-ran their Microsoft example from scratch in Python, checked my numbers against theirs, and then extended it.</w:t>
+      </w:r>
+    </w:p>
+    <w:p>
+      <w:pPr>
+        <w:spacing w:after="120" w:line="240" w:lineRule="auto"/>
+        <w:rPr>
+          <w:rFonts w:ascii="Arial" w:eastAsia="Times New Roman" w:hAnsi="Arial" w:cs="Arial"/>
+          <w:color w:val="1F1F1F"/>
+          <w:kern w:val="0"/>
+          <w14:ligatures w14:val="none"/>
+        </w:rPr>
+      </w:pPr>
+    </w:p>
+    <w:p>
+      <w:pPr>
+        <w:spacing w:after="0" w:line="240" w:lineRule="auto"/>
+        <w:outlineLvl w:val="1"/>
+        <w:rPr>
+          <w:rFonts w:ascii="Arial" w:eastAsia="Times New Roman" w:hAnsi="Arial" w:cs="Arial"/>
+          <w:b/>
+          <w:bCs/>
+          <w:color w:val="1F1F1F"/>
+          <w:kern w:val="0"/>
+          <w:sz w:val="36"/>
+          <w:szCs w:val="36"/>
+          <w14:ligatures w14:val="none"/>
+        </w:rPr>
+      </w:pPr>
+      <w:r>
+        <w:rPr>
+          <w:rFonts w:ascii="Arial" w:eastAsia="Times New Roman" w:hAnsi="Arial" w:cs="Arial"/>
+          <w:b/>
+          <w:bCs/>
+          <w:color w:val="1F1F1F"/>
+          <w:kern w:val="0"/>
+          <w:sz w:val="36"/>
+          <w:szCs w:val="36"/>
+          <w:bdr w:val="none" w:sz="0" w:space="0" w:color="auto" w:frame="1"/>
+          <w14:ligatures w14:val="none"/>
+        </w:rPr>
+        <w:t>Slide 2: The Project in Plain English</w:t>
+      </w:r>
+    </w:p>
+    <w:p>
+      <w:pPr>
+        <w:spacing w:after="0" w:line="240" w:lineRule="auto"/>
+        <w:rPr>
+          <w:rFonts w:ascii="Arial" w:eastAsia="Times New Roman" w:hAnsi="Arial" w:cs="Arial"/>
+          <w:color w:val="1F1F1F"/>
+          <w:kern w:val="0"/>
+          <w14:ligatures w14:val="none"/>
+        </w:rPr>
+      </w:pPr>
+      <w:r>
+        <w:rPr>
+          <w:rFonts w:ascii="Arial" w:eastAsia="Times New Roman" w:hAnsi="Arial" w:cs="Arial"/>
+          <w:b/>
+          <w:color w:val="1F1F1F"/>
+          <w:kern w:val="0"/>
+          <w:bdr w:val="none" w:sz="0" w:space="0" w:color="auto" w:frame="1"/>
+          <w14:ligatures w14:val="none"/>
+        </w:rPr>
+        <w:t xml:space="preserve">Key message: </w:t>
+      </w:r>
+      <w:r>
+        <w:rPr>
+          <w:rFonts w:ascii="Arial" w:eastAsia="Times New Roman" w:hAnsi="Arial" w:cs="Arial"/>
+          <w:b w:val="0"/>
+          <w:color w:val="1F1F1F"/>
+          <w:kern w:val="0"/>
+          <w:bdr w:val="none" w:sz="0" w:space="0" w:color="auto" w:frame="1"/>
+          <w14:ligatures w14:val="none"/>
+        </w:rPr>
+        <w:t>Volatility is how bumpy a stock’s ride is, and we compared two ways of forecasting it with honest error bars.</w:t>
       </w:r>
     </w:p>
     <w:p>
@@ -107,48 +269,7 @@
           <w:bdr w:val="none" w:sz="0" w:space="0" w:color="auto" w:frame="1"/>
           <w14:ligatures w14:val="none"/>
         </w:rPr>
-        <w:t>To answer it, I re-ran the paper’s Microsoft case study end to end in Python, compared four estimators on the same data, and then repeated the exercise across the Dow Jones stocks.</w:t>
-      </w:r>
-    </w:p>
-    <w:p>
-      <w:pPr>
-        <w:spacing w:after="120" w:line="240" w:lineRule="auto"/>
-        <w:rPr>
-          <w:rFonts w:ascii="Arial" w:eastAsia="Times New Roman" w:hAnsi="Arial" w:cs="Arial"/>
-          <w:color w:val="1F1F1F"/>
-          <w:kern w:val="0"/>
-          <w14:ligatures w14:val="none"/>
-        </w:rPr>
-      </w:pPr>
-    </w:p>
-    <w:p>
-      <w:pPr>
-        <w:spacing w:after="0" w:line="240" w:lineRule="auto"/>
-        <w:outlineLvl w:val="1"/>
-        <w:rPr>
-          <w:rFonts w:ascii="Arial" w:eastAsia="Times New Roman" w:hAnsi="Arial" w:cs="Arial"/>
-          <w:b/>
-          <w:bCs/>
-          <w:color w:val="1F1F1F"/>
-          <w:kern w:val="0"/>
-          <w:sz w:val="36"/>
-          <w:szCs w:val="36"/>
-          <w14:ligatures w14:val="none"/>
-        </w:rPr>
-      </w:pPr>
-      <w:r>
-        <w:rPr>
-          <w:rFonts w:ascii="Arial" w:eastAsia="Times New Roman" w:hAnsi="Arial" w:cs="Arial"/>
-          <w:b/>
-          <w:bCs/>
-          <w:color w:val="1F1F1F"/>
-          <w:kern w:val="0"/>
-          <w:sz w:val="36"/>
-          <w:szCs w:val="36"/>
-          <w:bdr w:val="none" w:sz="0" w:space="0" w:color="auto" w:frame="1"/>
-          <w14:ligatures w14:val="none"/>
-        </w:rPr>
-        <w:t>Slide 2: MCMC as the Gold Standard</w:t>
+        <w:t>What is volatility? It is how big the daily price swings are. Like the weather, stormy days tend to follow stormy days.</w:t>
       </w:r>
     </w:p>
     <w:p>
@@ -174,7 +295,7 @@
           <w:bdr w:val="none" w:sz="0" w:space="0" w:color="auto" w:frame="1"/>
           <w14:ligatures w14:val="none"/>
         </w:rPr>
-        <w:t>Bayesian GARCH estimation has traditionally relied on Markov Chain Monte Carlo.</w:t>
+        <w:t>Why does it matter? Banks and investors use volatility forecasts to set risk limits, price options and decide how much to invest.</w:t>
       </w:r>
     </w:p>
     <w:p>
@@ -200,7 +321,7 @@
           <w:bdr w:val="none" w:sz="0" w:space="0" w:color="auto" w:frame="1"/>
           <w14:ligatures w14:val="none"/>
         </w:rPr>
-        <w:t>On the left, MCMC explores the posterior with a random walk. It is exact in the limit, but the draws are sequential, the proposal has to be tuned, and the chains need diagnostics. In high-dimensional models it mixes slowly.</w:t>
+        <w:t>What did I compare? A trusted but slower method called MCMC against a machine-learning shortcut called Variational Inference, or VI.</w:t>
       </w:r>
     </w:p>
     <w:p>
@@ -226,7 +347,7 @@
           <w:bdr w:val="none" w:sz="0" w:space="0" w:color="auto" w:frame="1"/>
           <w14:ligatures w14:val="none"/>
         </w:rPr>
-        <w:t>On the right, Variational Inference turns estimation into an optimisation problem: we maximise the ELBO with momentum or Adam, monitor a single convergence curve, and the same machinery scales to high-dimensional machine-learning models.</w:t>
+        <w:t>What did I find? The two give the same forecasts. The simple version of the shortcut is over-confident, the full version is not, and for a model this small the shortcut isn’t actually faster.</w:t>
       </w:r>
     </w:p>
     <w:p>
@@ -252,7 +373,7 @@
           <w:bdr w:val="none" w:sz="0" w:space="0" w:color="auto" w:frame="1"/>
           <w14:ligatures w14:val="none"/>
         </w:rPr>
-        <w:t>One thing to say up front: as we will see, for a small three-parameter GARCH, MCMC is not actually slow. VI’s advantages lie elsewhere.</w:t>
+        <w:t>Analogy: MCMC explores a landscape on foot; VI flies over it and draws a simple map. The question is whether the map is good enough to navigate by.</w:t>
       </w:r>
     </w:p>
     <w:p>
@@ -293,7 +414,40 @@
           <w:bdr w:val="none" w:sz="0" w:space="0" w:color="auto" w:frame="1"/>
           <w14:ligatures w14:val="none"/>
         </w:rPr>
-        <w:t>Slide 3: Recasting the Problem as Optimisation</w:t>
+        <w:t>Slide 3: MCMC – the Gold Standard</w:t>
+      </w:r>
+    </w:p>
+    <w:p>
+      <w:pPr>
+        <w:spacing w:after="0" w:line="240" w:lineRule="auto"/>
+        <w:rPr>
+          <w:rFonts w:ascii="Arial" w:eastAsia="Times New Roman" w:hAnsi="Arial" w:cs="Arial"/>
+          <w:color w:val="1F1F1F"/>
+          <w:kern w:val="0"/>
+          <w14:ligatures w14:val="none"/>
+        </w:rPr>
+      </w:pPr>
+      <w:r>
+        <w:rPr>
+          <w:rFonts w:ascii="Arial" w:eastAsia="Times New Roman" w:hAnsi="Arial" w:cs="Arial"/>
+          <w:b/>
+          <w:color w:val="1F1F1F"/>
+          <w:kern w:val="0"/>
+          <w:bdr w:val="none" w:sz="0" w:space="0" w:color="auto" w:frame="1"/>
+          <w14:ligatures w14:val="none"/>
+        </w:rPr>
+        <w:t xml:space="preserve">Key message: </w:t>
+      </w:r>
+      <w:r>
+        <w:rPr>
+          <w:rFonts w:ascii="Arial" w:eastAsia="Times New Roman" w:hAnsi="Arial" w:cs="Arial"/>
+          <w:b w:val="0"/>
+          <w:color w:val="1F1F1F"/>
+          <w:kern w:val="0"/>
+          <w:bdr w:val="none" w:sz="0" w:space="0" w:color="auto" w:frame="1"/>
+          <w14:ligatures w14:val="none"/>
+        </w:rPr>
+        <w:t>The traditional method is reliable but works by trial and error; VI turns the problem into ‘turn the dial until the score stops improving’.</w:t>
       </w:r>
     </w:p>
     <w:p>
@@ -319,7 +473,7 @@
           <w:bdr w:val="none" w:sz="0" w:space="0" w:color="auto" w:frame="1"/>
           <w14:ligatures w14:val="none"/>
         </w:rPr>
-        <w:t>First, the true posterior p(θ | y) is intractable because the marginal likelihood p(y) has no closed form for GARCH.</w:t>
+        <w:t>On the left is MCMC. It explores possible answers by taking thousands of small random steps, like searching a dark room by feel. It gets there, but it needs careful tuning and checking.</w:t>
       </w:r>
     </w:p>
     <w:p>
@@ -345,7 +499,7 @@
           <w:bdr w:val="none" w:sz="0" w:space="0" w:color="auto" w:frame="1"/>
           <w14:ligatures w14:val="none"/>
         </w:rPr>
-        <w:t>Second, we pick a tractable family q(θ), here a Gaussian with mean μ and covariance Σ.</w:t>
+        <w:t>On the right is Variational Inference. Instead of wandering, it optimises: it adjusts a simple curve until it fits as well as possible, the same way machine-learning models are trained.</w:t>
       </w:r>
     </w:p>
     <w:p>
@@ -371,48 +525,29 @@
           <w:bdr w:val="none" w:sz="0" w:space="0" w:color="auto" w:frame="1"/>
           <w14:ligatures w14:val="none"/>
         </w:rPr>
-        <w:t>Third, we make q as close as possible to the true posterior by minimising the Kullback–Leibler divergence. That replaces sampling with optimisation.</w:t>
-      </w:r>
-    </w:p>
-    <w:p>
-      <w:pPr>
-        <w:spacing w:after="120" w:line="240" w:lineRule="auto"/>
-        <w:rPr>
-          <w:rFonts w:ascii="Arial" w:eastAsia="Times New Roman" w:hAnsi="Arial" w:cs="Arial"/>
-          <w:color w:val="1F1F1F"/>
-          <w:kern w:val="0"/>
-          <w14:ligatures w14:val="none"/>
-        </w:rPr>
-      </w:pPr>
-    </w:p>
-    <w:p>
-      <w:pPr>
-        <w:spacing w:after="0" w:line="240" w:lineRule="auto"/>
-        <w:outlineLvl w:val="1"/>
+        <w:t>I’ll be upfront: for our small model, MCMC turned out not to be slow. VI’s advantages are elsewhere, and I’ll show them.</w:t>
+      </w:r>
+    </w:p>
+    <w:p>
+      <w:pPr>
+        <w:spacing w:after="0" w:line="240" w:lineRule="auto"/>
+        <w:rPr>
+          <w:rFonts w:ascii="Arial" w:eastAsia="Times New Roman" w:hAnsi="Arial" w:cs="Arial"/>
+          <w:color w:val="1F1F1F"/>
+          <w:kern w:val="0"/>
+          <w14:ligatures w14:val="none"/>
+        </w:rPr>
+      </w:pPr>
+      <w:r>
         <w:rPr>
           <w:rFonts w:ascii="Arial" w:eastAsia="Times New Roman" w:hAnsi="Arial" w:cs="Arial"/>
           <w:b/>
-          <w:bCs/>
-          <w:color w:val="1F1F1F"/>
-          <w:kern w:val="0"/>
-          <w:sz w:val="36"/>
-          <w:szCs w:val="36"/>
-          <w14:ligatures w14:val="none"/>
-        </w:rPr>
-      </w:pPr>
-      <w:r>
-        <w:rPr>
-          <w:rFonts w:ascii="Arial" w:eastAsia="Times New Roman" w:hAnsi="Arial" w:cs="Arial"/>
-          <w:b/>
-          <w:bCs/>
-          <w:color w:val="1F1F1F"/>
-          <w:kern w:val="0"/>
-          <w:sz w:val="36"/>
-          <w:szCs w:val="36"/>
-          <w:bdr w:val="none" w:sz="0" w:space="0" w:color="auto" w:frame="1"/>
-          <w14:ligatures w14:val="none"/>
-        </w:rPr>
-        <w:t>Slide 4: The ELBO Objective</w:t>
+          <w:color w:val="1F1F1F"/>
+          <w:kern w:val="0"/>
+          <w:bdr w:val="none" w:sz="0" w:space="0" w:color="auto" w:frame="1"/>
+          <w14:ligatures w14:val="none"/>
+        </w:rPr>
+        <w:t>If asked (technical detail):</w:t>
       </w:r>
     </w:p>
     <w:p>
@@ -438,7 +573,81 @@
           <w:bdr w:val="none" w:sz="0" w:space="0" w:color="auto" w:frame="1"/>
           <w14:ligatures w14:val="none"/>
         </w:rPr>
-        <w:t>Minimising the KL divergence is equivalent to maximising the Evidence Lower Bound, the ELBO.</w:t>
+        <w:t>MCMC here is a Random-Walk Metropolis sampler. VI maximises the ELBO with momentum or Adam updates.</w:t>
+      </w:r>
+    </w:p>
+    <w:p>
+      <w:pPr>
+        <w:spacing w:after="120" w:line="240" w:lineRule="auto"/>
+        <w:rPr>
+          <w:rFonts w:ascii="Arial" w:eastAsia="Times New Roman" w:hAnsi="Arial" w:cs="Arial"/>
+          <w:color w:val="1F1F1F"/>
+          <w:kern w:val="0"/>
+          <w14:ligatures w14:val="none"/>
+        </w:rPr>
+      </w:pPr>
+    </w:p>
+    <w:p>
+      <w:pPr>
+        <w:spacing w:after="0" w:line="240" w:lineRule="auto"/>
+        <w:outlineLvl w:val="1"/>
+        <w:rPr>
+          <w:rFonts w:ascii="Arial" w:eastAsia="Times New Roman" w:hAnsi="Arial" w:cs="Arial"/>
+          <w:b/>
+          <w:bCs/>
+          <w:color w:val="1F1F1F"/>
+          <w:kern w:val="0"/>
+          <w:sz w:val="36"/>
+          <w:szCs w:val="36"/>
+          <w14:ligatures w14:val="none"/>
+        </w:rPr>
+      </w:pPr>
+      <w:r>
+        <w:rPr>
+          <w:rFonts w:ascii="Arial" w:eastAsia="Times New Roman" w:hAnsi="Arial" w:cs="Arial"/>
+          <w:b/>
+          <w:bCs/>
+          <w:color w:val="1F1F1F"/>
+          <w:kern w:val="0"/>
+          <w:sz w:val="36"/>
+          <w:szCs w:val="36"/>
+          <w:bdr w:val="none" w:sz="0" w:space="0" w:color="auto" w:frame="1"/>
+          <w14:ligatures w14:val="none"/>
+        </w:rPr>
+        <w:t>Slide 4: Recasting the Problem as Optimisation</w:t>
+      </w:r>
+    </w:p>
+    <w:p>
+      <w:pPr>
+        <w:spacing w:after="0" w:line="240" w:lineRule="auto"/>
+        <w:rPr>
+          <w:rFonts w:ascii="Arial" w:eastAsia="Times New Roman" w:hAnsi="Arial" w:cs="Arial"/>
+          <w:color w:val="1F1F1F"/>
+          <w:kern w:val="0"/>
+          <w14:ligatures w14:val="none"/>
+        </w:rPr>
+      </w:pPr>
+      <w:r>
+        <w:rPr>
+          <w:rFonts w:ascii="Arial" w:eastAsia="Times New Roman" w:hAnsi="Arial" w:cs="Arial"/>
+          <w:b/>
+          <w:color w:val="1F1F1F"/>
+          <w:kern w:val="0"/>
+          <w:bdr w:val="none" w:sz="0" w:space="0" w:color="auto" w:frame="1"/>
+          <w14:ligatures w14:val="none"/>
+        </w:rPr>
+        <w:t xml:space="preserve">Key message: </w:t>
+      </w:r>
+      <w:r>
+        <w:rPr>
+          <w:rFonts w:ascii="Arial" w:eastAsia="Times New Roman" w:hAnsi="Arial" w:cs="Arial"/>
+          <w:b w:val="0"/>
+          <w:color w:val="1F1F1F"/>
+          <w:kern w:val="0"/>
+          <w:bdr w:val="none" w:sz="0" w:space="0" w:color="auto" w:frame="1"/>
+          <w14:ligatures w14:val="none"/>
+        </w:rPr>
+        <w:t>The exact answer is too complicated to calculate, so VI finds the closest simple bell curve instead.</w:t>
       </w:r>
     </w:p>
     <w:p>
@@ -464,7 +673,7 @@
           <w:bdr w:val="none" w:sz="0" w:space="0" w:color="auto" w:frame="1"/>
           <w14:ligatures w14:val="none"/>
         </w:rPr>
-        <w:t>The first term, the expected log-likelihood, rewards fitting the data. We estimate it by Monte Carlo: 50 draws per step for BBVI and 10 for the full-covariance method.</w:t>
+        <w:t>Panel 1: the true answer, the ‘posterior’, is a complicated shape we can’t compute exactly.</w:t>
       </w:r>
     </w:p>
     <w:p>
@@ -490,48 +699,7 @@
           <w:bdr w:val="none" w:sz="0" w:space="0" w:color="auto" w:frame="1"/>
           <w14:ligatures w14:val="none"/>
         </w:rPr>
-        <w:t>The second term, the KL divergence to the prior, keeps q close to the prior and acts as the regulariser. This is important later: the prior is already in the objective, so we do not need to add an extra penalty on top.</w:t>
-      </w:r>
-    </w:p>
-    <w:p>
-      <w:pPr>
-        <w:spacing w:after="120" w:line="240" w:lineRule="auto"/>
-        <w:rPr>
-          <w:rFonts w:ascii="Arial" w:eastAsia="Times New Roman" w:hAnsi="Arial" w:cs="Arial"/>
-          <w:color w:val="1F1F1F"/>
-          <w:kern w:val="0"/>
-          <w14:ligatures w14:val="none"/>
-        </w:rPr>
-      </w:pPr>
-    </w:p>
-    <w:p>
-      <w:pPr>
-        <w:spacing w:after="0" w:line="240" w:lineRule="auto"/>
-        <w:outlineLvl w:val="1"/>
-        <w:rPr>
-          <w:rFonts w:ascii="Arial" w:eastAsia="Times New Roman" w:hAnsi="Arial" w:cs="Arial"/>
-          <w:b/>
-          <w:bCs/>
-          <w:color w:val="1F1F1F"/>
-          <w:kern w:val="0"/>
-          <w:sz w:val="36"/>
-          <w:szCs w:val="36"/>
-          <w14:ligatures w14:val="none"/>
-        </w:rPr>
-      </w:pPr>
-      <w:r>
-        <w:rPr>
-          <w:rFonts w:ascii="Arial" w:eastAsia="Times New Roman" w:hAnsi="Arial" w:cs="Arial"/>
-          <w:b/>
-          <w:bCs/>
-          <w:color w:val="1F1F1F"/>
-          <w:kern w:val="0"/>
-          <w:sz w:val="36"/>
-          <w:szCs w:val="36"/>
-          <w:bdr w:val="none" w:sz="0" w:space="0" w:color="auto" w:frame="1"/>
-          <w14:ligatures w14:val="none"/>
-        </w:rPr>
-        <w:t>Slide 5: Parameter Transforms</w:t>
+        <w:t>Panel 2: we choose a family of simple shapes, here bell curves.</w:t>
       </w:r>
     </w:p>
     <w:p>
@@ -557,7 +725,29 @@
           <w:bdr w:val="none" w:sz="0" w:space="0" w:color="auto" w:frame="1"/>
           <w14:ligatures w14:val="none"/>
         </w:rPr>
-        <w:t>A Gaussian lives on the whole real line, but GARCH parameters are constrained: ω &gt; 0, α and β ≥ 0, and α + β &lt; 1 for stationarity.</w:t>
+        <w:t>Panel 3: we slide and stretch the bell curve until it overlaps the true shape as closely as possible. That is an optimisation problem, which computers are very good at.</w:t>
+      </w:r>
+    </w:p>
+    <w:p>
+      <w:pPr>
+        <w:spacing w:after="0" w:line="240" w:lineRule="auto"/>
+        <w:rPr>
+          <w:rFonts w:ascii="Arial" w:eastAsia="Times New Roman" w:hAnsi="Arial" w:cs="Arial"/>
+          <w:color w:val="1F1F1F"/>
+          <w:kern w:val="0"/>
+          <w14:ligatures w14:val="none"/>
+        </w:rPr>
+      </w:pPr>
+      <w:r>
+        <w:rPr>
+          <w:rFonts w:ascii="Arial" w:eastAsia="Times New Roman" w:hAnsi="Arial" w:cs="Arial"/>
+          <w:b/>
+          <w:color w:val="1F1F1F"/>
+          <w:kern w:val="0"/>
+          <w:bdr w:val="none" w:sz="0" w:space="0" w:color="auto" w:frame="1"/>
+          <w14:ligatures w14:val="none"/>
+        </w:rPr>
+        <w:t>If asked (technical detail):</w:t>
       </w:r>
     </w:p>
     <w:p>
@@ -583,7 +773,81 @@
           <w:bdr w:val="none" w:sz="0" w:space="0" w:color="auto" w:frame="1"/>
           <w14:ligatures w14:val="none"/>
         </w:rPr>
-        <w:t>Following Proposition 2 of the paper, we optimise an unconstrained vector θ and map it to the GARCH parameters: ω = exp(θω), α = sigmoid(θα), and β = sigmoid(θβ) × (1 − α).</w:t>
+        <w:t>The ‘closeness’ measure is the Kullback–Leibler (KL) divergence; the variational family is Gaussian, N(μ, Σ).</w:t>
+      </w:r>
+    </w:p>
+    <w:p>
+      <w:pPr>
+        <w:spacing w:after="120" w:line="240" w:lineRule="auto"/>
+        <w:rPr>
+          <w:rFonts w:ascii="Arial" w:eastAsia="Times New Roman" w:hAnsi="Arial" w:cs="Arial"/>
+          <w:color w:val="1F1F1F"/>
+          <w:kern w:val="0"/>
+          <w14:ligatures w14:val="none"/>
+        </w:rPr>
+      </w:pPr>
+    </w:p>
+    <w:p>
+      <w:pPr>
+        <w:spacing w:after="0" w:line="240" w:lineRule="auto"/>
+        <w:outlineLvl w:val="1"/>
+        <w:rPr>
+          <w:rFonts w:ascii="Arial" w:eastAsia="Times New Roman" w:hAnsi="Arial" w:cs="Arial"/>
+          <w:b/>
+          <w:bCs/>
+          <w:color w:val="1F1F1F"/>
+          <w:kern w:val="0"/>
+          <w:sz w:val="36"/>
+          <w:szCs w:val="36"/>
+          <w14:ligatures w14:val="none"/>
+        </w:rPr>
+      </w:pPr>
+      <w:r>
+        <w:rPr>
+          <w:rFonts w:ascii="Arial" w:eastAsia="Times New Roman" w:hAnsi="Arial" w:cs="Arial"/>
+          <w:b/>
+          <w:bCs/>
+          <w:color w:val="1F1F1F"/>
+          <w:kern w:val="0"/>
+          <w:sz w:val="36"/>
+          <w:szCs w:val="36"/>
+          <w:bdr w:val="none" w:sz="0" w:space="0" w:color="auto" w:frame="1"/>
+          <w14:ligatures w14:val="none"/>
+        </w:rPr>
+        <w:t>Slide 5: The ELBO – a Fit Score</w:t>
+      </w:r>
+    </w:p>
+    <w:p>
+      <w:pPr>
+        <w:spacing w:after="0" w:line="240" w:lineRule="auto"/>
+        <w:rPr>
+          <w:rFonts w:ascii="Arial" w:eastAsia="Times New Roman" w:hAnsi="Arial" w:cs="Arial"/>
+          <w:color w:val="1F1F1F"/>
+          <w:kern w:val="0"/>
+          <w14:ligatures w14:val="none"/>
+        </w:rPr>
+      </w:pPr>
+      <w:r>
+        <w:rPr>
+          <w:rFonts w:ascii="Arial" w:eastAsia="Times New Roman" w:hAnsi="Arial" w:cs="Arial"/>
+          <w:b/>
+          <w:color w:val="1F1F1F"/>
+          <w:kern w:val="0"/>
+          <w:bdr w:val="none" w:sz="0" w:space="0" w:color="auto" w:frame="1"/>
+          <w14:ligatures w14:val="none"/>
+        </w:rPr>
+        <w:t xml:space="preserve">Key message: </w:t>
+      </w:r>
+      <w:r>
+        <w:rPr>
+          <w:rFonts w:ascii="Arial" w:eastAsia="Times New Roman" w:hAnsi="Arial" w:cs="Arial"/>
+          <w:b w:val="0"/>
+          <w:color w:val="1F1F1F"/>
+          <w:kern w:val="0"/>
+          <w:bdr w:val="none" w:sz="0" w:space="0" w:color="auto" w:frame="1"/>
+          <w14:ligatures w14:val="none"/>
+        </w:rPr>
+        <w:t>The ELBO is a single score that rewards fitting the data and penalises straying far from sensible starting beliefs.</w:t>
       </w:r>
     </w:p>
     <w:p>
@@ -609,7 +873,7 @@
           <w:bdr w:val="none" w:sz="0" w:space="0" w:color="auto" w:frame="1"/>
           <w14:ligatures w14:val="none"/>
         </w:rPr>
-        <w:t>Because β is a fraction of the room left by α, α + β is below one for every θ. Stationarity holds by construction.</w:t>
+        <w:t>Think of the ELBO as a fit score: the higher, the better.</w:t>
       </w:r>
     </w:p>
     <w:p>
@@ -635,48 +899,7 @@
           <w:bdr w:val="none" w:sz="0" w:space="0" w:color="auto" w:frame="1"/>
           <w14:ligatures w14:val="none"/>
         </w:rPr>
-        <w:t>This replaces my first draft, which rescaled α and β with an if-statement whenever their sum passed 0.99. That rule was not smooth and was not the paper’s method; the transform is smooth everywhere, so gradients are always well defined.</w:t>
-      </w:r>
-    </w:p>
-    <w:p>
-      <w:pPr>
-        <w:spacing w:after="120" w:line="240" w:lineRule="auto"/>
-        <w:rPr>
-          <w:rFonts w:ascii="Arial" w:eastAsia="Times New Roman" w:hAnsi="Arial" w:cs="Arial"/>
-          <w:color w:val="1F1F1F"/>
-          <w:kern w:val="0"/>
-          <w14:ligatures w14:val="none"/>
-        </w:rPr>
-      </w:pPr>
-    </w:p>
-    <w:p>
-      <w:pPr>
-        <w:spacing w:after="0" w:line="240" w:lineRule="auto"/>
-        <w:outlineLvl w:val="1"/>
-        <w:rPr>
-          <w:rFonts w:ascii="Arial" w:eastAsia="Times New Roman" w:hAnsi="Arial" w:cs="Arial"/>
-          <w:b/>
-          <w:bCs/>
-          <w:color w:val="1F1F1F"/>
-          <w:kern w:val="0"/>
-          <w:sz w:val="36"/>
-          <w:szCs w:val="36"/>
-          <w14:ligatures w14:val="none"/>
-        </w:rPr>
-      </w:pPr>
-      <w:r>
-        <w:rPr>
-          <w:rFonts w:ascii="Arial" w:eastAsia="Times New Roman" w:hAnsi="Arial" w:cs="Arial"/>
-          <w:b/>
-          <w:bCs/>
-          <w:color w:val="1F1F1F"/>
-          <w:kern w:val="0"/>
-          <w:sz w:val="36"/>
-          <w:szCs w:val="36"/>
-          <w:bdr w:val="none" w:sz="0" w:space="0" w:color="auto" w:frame="1"/>
-          <w14:ligatures w14:val="none"/>
-        </w:rPr>
-        <w:t>Slide 6: The VI Training Loop</w:t>
+        <w:t>The left part rewards the model for explaining the data well. The right part is a penalty for drifting too far from our starting beliefs, which stops the model from over-fitting.</w:t>
       </w:r>
     </w:p>
     <w:p>
@@ -702,7 +925,29 @@
           <w:bdr w:val="none" w:sz="0" w:space="0" w:color="auto" w:frame="1"/>
           <w14:ligatures w14:val="none"/>
         </w:rPr>
-        <w:t>The loop has five steps: sample θ from q, compute the GARCH likelihood for each draw, add the prior term, compute the gradient, and update the variational parameters.</w:t>
+        <w:t>Because the penalty is already built in, we don’t add any extra penalty on top. That was a mistake in my first draft, and I’ll come back to it.</w:t>
+      </w:r>
+    </w:p>
+    <w:p>
+      <w:pPr>
+        <w:spacing w:after="0" w:line="240" w:lineRule="auto"/>
+        <w:rPr>
+          <w:rFonts w:ascii="Arial" w:eastAsia="Times New Roman" w:hAnsi="Arial" w:cs="Arial"/>
+          <w:color w:val="1F1F1F"/>
+          <w:kern w:val="0"/>
+          <w14:ligatures w14:val="none"/>
+        </w:rPr>
+      </w:pPr>
+      <w:r>
+        <w:rPr>
+          <w:rFonts w:ascii="Arial" w:eastAsia="Times New Roman" w:hAnsi="Arial" w:cs="Arial"/>
+          <w:b/>
+          <w:color w:val="1F1F1F"/>
+          <w:kern w:val="0"/>
+          <w:bdr w:val="none" w:sz="0" w:space="0" w:color="auto" w:frame="1"/>
+          <w14:ligatures w14:val="none"/>
+        </w:rPr>
+        <w:t>If asked (technical detail):</w:t>
       </w:r>
     </w:p>
     <w:p>
@@ -728,7 +973,81 @@
           <w:bdr w:val="none" w:sz="0" w:space="0" w:color="auto" w:frame="1"/>
           <w14:ligatures w14:val="none"/>
         </w:rPr>
-        <w:t>I implemented two versions. BBVI is the paper’s Algorithm 1: it uses the score-function, or log-derivative, trick, so it only needs likelihood values and never the likelihood’s derivatives. It uses a diagonal covariance and the paper’s settings: 50 draws, learning rate 0.005, momentum 0.4, and 2,500 iterations.</w:t>
+        <w:t>ELBO = E_q[log p(y|θ)] − KL(q(θ) ‖ p(θ)). The expectation is estimated by Monte Carlo: 50 draws per step for BBVI, 10 for full-covariance VI.</w:t>
+      </w:r>
+    </w:p>
+    <w:p>
+      <w:pPr>
+        <w:spacing w:after="120" w:line="240" w:lineRule="auto"/>
+        <w:rPr>
+          <w:rFonts w:ascii="Arial" w:eastAsia="Times New Roman" w:hAnsi="Arial" w:cs="Arial"/>
+          <w:color w:val="1F1F1F"/>
+          <w:kern w:val="0"/>
+          <w14:ligatures w14:val="none"/>
+        </w:rPr>
+      </w:pPr>
+    </w:p>
+    <w:p>
+      <w:pPr>
+        <w:spacing w:after="0" w:line="240" w:lineRule="auto"/>
+        <w:outlineLvl w:val="1"/>
+        <w:rPr>
+          <w:rFonts w:ascii="Arial" w:eastAsia="Times New Roman" w:hAnsi="Arial" w:cs="Arial"/>
+          <w:b/>
+          <w:bCs/>
+          <w:color w:val="1F1F1F"/>
+          <w:kern w:val="0"/>
+          <w:sz w:val="36"/>
+          <w:szCs w:val="36"/>
+          <w14:ligatures w14:val="none"/>
+        </w:rPr>
+      </w:pPr>
+      <w:r>
+        <w:rPr>
+          <w:rFonts w:ascii="Arial" w:eastAsia="Times New Roman" w:hAnsi="Arial" w:cs="Arial"/>
+          <w:b/>
+          <w:bCs/>
+          <w:color w:val="1F1F1F"/>
+          <w:kern w:val="0"/>
+          <w:sz w:val="36"/>
+          <w:szCs w:val="36"/>
+          <w:bdr w:val="none" w:sz="0" w:space="0" w:color="auto" w:frame="1"/>
+          <w14:ligatures w14:val="none"/>
+        </w:rPr>
+        <w:t>Slide 6: Guardrails on the Model</w:t>
+      </w:r>
+    </w:p>
+    <w:p>
+      <w:pPr>
+        <w:spacing w:after="0" w:line="240" w:lineRule="auto"/>
+        <w:rPr>
+          <w:rFonts w:ascii="Arial" w:eastAsia="Times New Roman" w:hAnsi="Arial" w:cs="Arial"/>
+          <w:color w:val="1F1F1F"/>
+          <w:kern w:val="0"/>
+          <w14:ligatures w14:val="none"/>
+        </w:rPr>
+      </w:pPr>
+      <w:r>
+        <w:rPr>
+          <w:rFonts w:ascii="Arial" w:eastAsia="Times New Roman" w:hAnsi="Arial" w:cs="Arial"/>
+          <w:b/>
+          <w:color w:val="1F1F1F"/>
+          <w:kern w:val="0"/>
+          <w:bdr w:val="none" w:sz="0" w:space="0" w:color="auto" w:frame="1"/>
+          <w14:ligatures w14:val="none"/>
+        </w:rPr>
+        <w:t xml:space="preserve">Key message: </w:t>
+      </w:r>
+      <w:r>
+        <w:rPr>
+          <w:rFonts w:ascii="Arial" w:eastAsia="Times New Roman" w:hAnsi="Arial" w:cs="Arial"/>
+          <w:b w:val="0"/>
+          <w:color w:val="1F1F1F"/>
+          <w:kern w:val="0"/>
+          <w:bdr w:val="none" w:sz="0" w:space="0" w:color="auto" w:frame="1"/>
+          <w14:ligatures w14:val="none"/>
+        </w:rPr>
+        <w:t>The model has three dials, and we give them built-in guardrails so it can never produce an impossible forecast.</w:t>
       </w:r>
     </w:p>
     <w:p>
@@ -754,7 +1073,7 @@
           <w:bdr w:val="none" w:sz="0" w:space="0" w:color="auto" w:frame="1"/>
           <w14:ligatures w14:val="none"/>
         </w:rPr>
-        <w:t>The second is full-covariance Gaussian VI in PyTorch. It uses the reparameterisation trick, θ = μ + Lε, so that autodiff can differentiate straight through the GARCH recursion, with 10 draws and Adam.</w:t>
+        <w:t>GARCH has three dials: a baseline level of turbulence (ω), how strongly the market reacts to yesterday’s shock (α), and how long turbulence is remembered (β).</w:t>
       </w:r>
     </w:p>
     <w:p>
@@ -780,48 +1099,7 @@
           <w:bdr w:val="none" w:sz="0" w:space="0" w:color="auto" w:frame="1"/>
           <w14:ligatures w14:val="none"/>
         </w:rPr>
-        <w:t>Both target exactly the same posterior with the same N(0, I) prior on θ and the same transforms.</w:t>
-      </w:r>
-    </w:p>
-    <w:p>
-      <w:pPr>
-        <w:spacing w:after="120" w:line="240" w:lineRule="auto"/>
-        <w:rPr>
-          <w:rFonts w:ascii="Arial" w:eastAsia="Times New Roman" w:hAnsi="Arial" w:cs="Arial"/>
-          <w:color w:val="1F1F1F"/>
-          <w:kern w:val="0"/>
-          <w14:ligatures w14:val="none"/>
-        </w:rPr>
-      </w:pPr>
-    </w:p>
-    <w:p>
-      <w:pPr>
-        <w:spacing w:after="0" w:line="240" w:lineRule="auto"/>
-        <w:outlineLvl w:val="1"/>
-        <w:rPr>
-          <w:rFonts w:ascii="Arial" w:eastAsia="Times New Roman" w:hAnsi="Arial" w:cs="Arial"/>
-          <w:b/>
-          <w:bCs/>
-          <w:color w:val="1F1F1F"/>
-          <w:kern w:val="0"/>
-          <w:sz w:val="36"/>
-          <w:szCs w:val="36"/>
-          <w14:ligatures w14:val="none"/>
-        </w:rPr>
-      </w:pPr>
-      <w:r>
-        <w:rPr>
-          <w:rFonts w:ascii="Arial" w:eastAsia="Times New Roman" w:hAnsi="Arial" w:cs="Arial"/>
-          <w:b/>
-          <w:bCs/>
-          <w:color w:val="1F1F1F"/>
-          <w:kern w:val="0"/>
-          <w:sz w:val="36"/>
-          <w:szCs w:val="36"/>
-          <w:bdr w:val="none" w:sz="0" w:space="0" w:color="auto" w:frame="1"/>
-          <w14:ligatures w14:val="none"/>
-        </w:rPr>
-        <w:t>Slide 7: Data Pipeline</w:t>
+        <w:t>If the dials go out of range, the forecast can become negative or explode. Following the paper, we pass the dials through simple functions so that every possible setting is automatically safe, like a thermostat that physically can’t be set above a limit.</w:t>
       </w:r>
     </w:p>
     <w:p>
@@ -847,7 +1125,29 @@
           <w:bdr w:val="none" w:sz="0" w:space="0" w:color="auto" w:frame="1"/>
           <w14:ligatures w14:val="none"/>
         </w:rPr>
-        <w:t>To make the results checkable, I used exactly the paper’s case-study data: Microsoft daily prices from 1 January 2018 to 30 June 2023. That is 1,383 trading days, the same number the paper reports.</w:t>
+        <w:t>This replaced my first draft, which used an ad-hoc ‘if too big, shrink it’ rule.</w:t>
+      </w:r>
+    </w:p>
+    <w:p>
+      <w:pPr>
+        <w:spacing w:after="0" w:line="240" w:lineRule="auto"/>
+        <w:rPr>
+          <w:rFonts w:ascii="Arial" w:eastAsia="Times New Roman" w:hAnsi="Arial" w:cs="Arial"/>
+          <w:color w:val="1F1F1F"/>
+          <w:kern w:val="0"/>
+          <w14:ligatures w14:val="none"/>
+        </w:rPr>
+      </w:pPr>
+      <w:r>
+        <w:rPr>
+          <w:rFonts w:ascii="Arial" w:eastAsia="Times New Roman" w:hAnsi="Arial" w:cs="Arial"/>
+          <w:b/>
+          <w:color w:val="1F1F1F"/>
+          <w:kern w:val="0"/>
+          <w:bdr w:val="none" w:sz="0" w:space="0" w:color="auto" w:frame="1"/>
+          <w14:ligatures w14:val="none"/>
+        </w:rPr>
+        <w:t>If asked (technical detail):</w:t>
       </w:r>
     </w:p>
     <w:p>
@@ -873,7 +1173,81 @@
           <w:bdr w:val="none" w:sz="0" w:space="0" w:color="auto" w:frame="1"/>
           <w14:ligatures w14:val="none"/>
         </w:rPr>
-        <w:t>The cleaning checks found no missing values, duplicates or non-positive prices; the longest gap between trading days is four days, which is a holiday weekend.</w:t>
+        <w:t>Transforms (paper, Proposition 2): ω = exp(θω), α = sigmoid(θα), β = sigmoid(θβ)(1 − α), which guarantees α + β &lt; 1 (stationarity) for every θ.</w:t>
+      </w:r>
+    </w:p>
+    <w:p>
+      <w:pPr>
+        <w:spacing w:after="120" w:line="240" w:lineRule="auto"/>
+        <w:rPr>
+          <w:rFonts w:ascii="Arial" w:eastAsia="Times New Roman" w:hAnsi="Arial" w:cs="Arial"/>
+          <w:color w:val="1F1F1F"/>
+          <w:kern w:val="0"/>
+          <w14:ligatures w14:val="none"/>
+        </w:rPr>
+      </w:pPr>
+    </w:p>
+    <w:p>
+      <w:pPr>
+        <w:spacing w:after="0" w:line="240" w:lineRule="auto"/>
+        <w:outlineLvl w:val="1"/>
+        <w:rPr>
+          <w:rFonts w:ascii="Arial" w:eastAsia="Times New Roman" w:hAnsi="Arial" w:cs="Arial"/>
+          <w:b/>
+          <w:bCs/>
+          <w:color w:val="1F1F1F"/>
+          <w:kern w:val="0"/>
+          <w:sz w:val="36"/>
+          <w:szCs w:val="36"/>
+          <w14:ligatures w14:val="none"/>
+        </w:rPr>
+      </w:pPr>
+      <w:r>
+        <w:rPr>
+          <w:rFonts w:ascii="Arial" w:eastAsia="Times New Roman" w:hAnsi="Arial" w:cs="Arial"/>
+          <w:b/>
+          <w:bCs/>
+          <w:color w:val="1F1F1F"/>
+          <w:kern w:val="0"/>
+          <w:sz w:val="36"/>
+          <w:szCs w:val="36"/>
+          <w:bdr w:val="none" w:sz="0" w:space="0" w:color="auto" w:frame="1"/>
+          <w14:ligatures w14:val="none"/>
+        </w:rPr>
+        <w:t>Slide 7: The Training Loop</w:t>
+      </w:r>
+    </w:p>
+    <w:p>
+      <w:pPr>
+        <w:spacing w:after="0" w:line="240" w:lineRule="auto"/>
+        <w:rPr>
+          <w:rFonts w:ascii="Arial" w:eastAsia="Times New Roman" w:hAnsi="Arial" w:cs="Arial"/>
+          <w:color w:val="1F1F1F"/>
+          <w:kern w:val="0"/>
+          <w14:ligatures w14:val="none"/>
+        </w:rPr>
+      </w:pPr>
+      <w:r>
+        <w:rPr>
+          <w:rFonts w:ascii="Arial" w:eastAsia="Times New Roman" w:hAnsi="Arial" w:cs="Arial"/>
+          <w:b/>
+          <w:color w:val="1F1F1F"/>
+          <w:kern w:val="0"/>
+          <w:bdr w:val="none" w:sz="0" w:space="0" w:color="auto" w:frame="1"/>
+          <w14:ligatures w14:val="none"/>
+        </w:rPr>
+        <w:t xml:space="preserve">Key message: </w:t>
+      </w:r>
+      <w:r>
+        <w:rPr>
+          <w:rFonts w:ascii="Arial" w:eastAsia="Times New Roman" w:hAnsi="Arial" w:cs="Arial"/>
+          <w:b w:val="0"/>
+          <w:color w:val="1F1F1F"/>
+          <w:kern w:val="0"/>
+          <w:bdr w:val="none" w:sz="0" w:space="0" w:color="auto" w:frame="1"/>
+          <w14:ligatures w14:val="none"/>
+        </w:rPr>
+        <w:t>VI learns by repeating guess, score, nudge until the score stops improving.</w:t>
       </w:r>
     </w:p>
     <w:p>
@@ -899,7 +1273,7 @@
           <w:bdr w:val="none" w:sz="0" w:space="0" w:color="auto" w:frame="1"/>
           <w14:ligatures w14:val="none"/>
         </w:rPr>
-        <w:t>Returns are 100 times the log price difference, and the split is chronological: 75% for training up to February 2022 and 25% for testing.</w:t>
+        <w:t>The computer guesses some dial settings, scores how well they explain the data, nudges the guess in a better direction, and repeats about 1,500 times.</w:t>
       </w:r>
     </w:p>
     <w:p>
@@ -925,48 +1299,29 @@
           <w:bdr w:val="none" w:sz="0" w:space="0" w:color="auto" w:frame="1"/>
           <w14:ligatures w14:val="none"/>
         </w:rPr>
-        <w:t>The test period covers the 2022 rate-hike sell-off, so it is more volatile than most of the training period, a genuine out-of-sample test.</w:t>
-      </w:r>
-    </w:p>
-    <w:p>
-      <w:pPr>
-        <w:spacing w:after="120" w:line="240" w:lineRule="auto"/>
-        <w:rPr>
-          <w:rFonts w:ascii="Arial" w:eastAsia="Times New Roman" w:hAnsi="Arial" w:cs="Arial"/>
-          <w:color w:val="1F1F1F"/>
-          <w:kern w:val="0"/>
-          <w14:ligatures w14:val="none"/>
-        </w:rPr>
-      </w:pPr>
-    </w:p>
-    <w:p>
-      <w:pPr>
-        <w:spacing w:after="0" w:line="240" w:lineRule="auto"/>
-        <w:outlineLvl w:val="1"/>
+        <w:t>I built two versions. The paper’s version, BBVI, only needs the scores, but it assumes the three dials are unrelated. The full version, in PyTorch, lets the dials move together, which turns out to matter.</w:t>
+      </w:r>
+    </w:p>
+    <w:p>
+      <w:pPr>
+        <w:spacing w:after="0" w:line="240" w:lineRule="auto"/>
+        <w:rPr>
+          <w:rFonts w:ascii="Arial" w:eastAsia="Times New Roman" w:hAnsi="Arial" w:cs="Arial"/>
+          <w:color w:val="1F1F1F"/>
+          <w:kern w:val="0"/>
+          <w14:ligatures w14:val="none"/>
+        </w:rPr>
+      </w:pPr>
+      <w:r>
         <w:rPr>
           <w:rFonts w:ascii="Arial" w:eastAsia="Times New Roman" w:hAnsi="Arial" w:cs="Arial"/>
           <w:b/>
-          <w:bCs/>
-          <w:color w:val="1F1F1F"/>
-          <w:kern w:val="0"/>
-          <w:sz w:val="36"/>
-          <w:szCs w:val="36"/>
-          <w14:ligatures w14:val="none"/>
-        </w:rPr>
-      </w:pPr>
-      <w:r>
-        <w:rPr>
-          <w:rFonts w:ascii="Arial" w:eastAsia="Times New Roman" w:hAnsi="Arial" w:cs="Arial"/>
-          <w:b/>
-          <w:bCs/>
-          <w:color w:val="1F1F1F"/>
-          <w:kern w:val="0"/>
-          <w:sz w:val="36"/>
-          <w:szCs w:val="36"/>
-          <w:bdr w:val="none" w:sz="0" w:space="0" w:color="auto" w:frame="1"/>
-          <w14:ligatures w14:val="none"/>
-        </w:rPr>
-        <w:t>Slide 8: Exploratory Analysis</w:t>
+          <w:color w:val="1F1F1F"/>
+          <w:kern w:val="0"/>
+          <w:bdr w:val="none" w:sz="0" w:space="0" w:color="auto" w:frame="1"/>
+          <w14:ligatures w14:val="none"/>
+        </w:rPr>
+        <w:t>If asked (technical detail):</w:t>
       </w:r>
     </w:p>
     <w:p>
@@ -992,7 +1347,7 @@
           <w:bdr w:val="none" w:sz="0" w:space="0" w:color="auto" w:frame="1"/>
           <w14:ligatures w14:val="none"/>
         </w:rPr>
-        <w:t>The exploratory analysis shows the stylised facts that motivate GARCH.</w:t>
+        <w:t>BBVI: score-function (log-derivative) gradient, diagonal covariance, S = 50, learning rate 0.005, momentum 0.4, 2,500 iterations (the paper’s settings).</w:t>
       </w:r>
     </w:p>
     <w:p>
@@ -1018,7 +1373,81 @@
           <w:bdr w:val="none" w:sz="0" w:space="0" w:color="auto" w:frame="1"/>
           <w14:ligatures w14:val="none"/>
         </w:rPr>
-        <w:t>Returns have fat tails: excess kurtosis of about 9.5, and Jarque-Bera rejects normality.</w:t>
+        <w:t>Full-covariance VI: reparameterisation θ = μ + Lε, gradients by automatic differentiation, S = 10, Adam with learning rate 0.01.</w:t>
+      </w:r>
+    </w:p>
+    <w:p>
+      <w:pPr>
+        <w:spacing w:after="120" w:line="240" w:lineRule="auto"/>
+        <w:rPr>
+          <w:rFonts w:ascii="Arial" w:eastAsia="Times New Roman" w:hAnsi="Arial" w:cs="Arial"/>
+          <w:color w:val="1F1F1F"/>
+          <w:kern w:val="0"/>
+          <w14:ligatures w14:val="none"/>
+        </w:rPr>
+      </w:pPr>
+    </w:p>
+    <w:p>
+      <w:pPr>
+        <w:spacing w:after="0" w:line="240" w:lineRule="auto"/>
+        <w:outlineLvl w:val="1"/>
+        <w:rPr>
+          <w:rFonts w:ascii="Arial" w:eastAsia="Times New Roman" w:hAnsi="Arial" w:cs="Arial"/>
+          <w:b/>
+          <w:bCs/>
+          <w:color w:val="1F1F1F"/>
+          <w:kern w:val="0"/>
+          <w:sz w:val="36"/>
+          <w:szCs w:val="36"/>
+          <w14:ligatures w14:val="none"/>
+        </w:rPr>
+      </w:pPr>
+      <w:r>
+        <w:rPr>
+          <w:rFonts w:ascii="Arial" w:eastAsia="Times New Roman" w:hAnsi="Arial" w:cs="Arial"/>
+          <w:b/>
+          <w:bCs/>
+          <w:color w:val="1F1F1F"/>
+          <w:kern w:val="0"/>
+          <w:sz w:val="36"/>
+          <w:szCs w:val="36"/>
+          <w:bdr w:val="none" w:sz="0" w:space="0" w:color="auto" w:frame="1"/>
+          <w14:ligatures w14:val="none"/>
+        </w:rPr>
+        <w:t>Slide 8: The Data</w:t>
+      </w:r>
+    </w:p>
+    <w:p>
+      <w:pPr>
+        <w:spacing w:after="0" w:line="240" w:lineRule="auto"/>
+        <w:rPr>
+          <w:rFonts w:ascii="Arial" w:eastAsia="Times New Roman" w:hAnsi="Arial" w:cs="Arial"/>
+          <w:color w:val="1F1F1F"/>
+          <w:kern w:val="0"/>
+          <w14:ligatures w14:val="none"/>
+        </w:rPr>
+      </w:pPr>
+      <w:r>
+        <w:rPr>
+          <w:rFonts w:ascii="Arial" w:eastAsia="Times New Roman" w:hAnsi="Arial" w:cs="Arial"/>
+          <w:b/>
+          <w:color w:val="1F1F1F"/>
+          <w:kern w:val="0"/>
+          <w:bdr w:val="none" w:sz="0" w:space="0" w:color="auto" w:frame="1"/>
+          <w14:ligatures w14:val="none"/>
+        </w:rPr>
+        <w:t xml:space="preserve">Key message: </w:t>
+      </w:r>
+      <w:r>
+        <w:rPr>
+          <w:rFonts w:ascii="Arial" w:eastAsia="Times New Roman" w:hAnsi="Arial" w:cs="Arial"/>
+          <w:b w:val="0"/>
+          <w:color w:val="1F1F1F"/>
+          <w:kern w:val="0"/>
+          <w:bdr w:val="none" w:sz="0" w:space="0" w:color="auto" w:frame="1"/>
+          <w14:ligatures w14:val="none"/>
+        </w:rPr>
+        <w:t>We used exactly the paper’s data, Microsoft from 2018 to mid-2023, so we can check our answers against theirs.</w:t>
       </w:r>
     </w:p>
     <w:p>
@@ -1044,7 +1473,7 @@
           <w:bdr w:val="none" w:sz="0" w:space="0" w:color="auto" w:frame="1"/>
           <w14:ligatures w14:val="none"/>
         </w:rPr>
-        <w:t>Squared returns are strongly autocorrelated: the Ljung-Box statistic is about 890 and the ARCH-LM test rejects no-ARCH. So volatility clusters and is predictable.</w:t>
+        <w:t>The data are Microsoft’s daily share prices from January 2018 to June 2023, 1,383 trading days, the same as the paper.</w:t>
       </w:r>
     </w:p>
     <w:p>
@@ -1070,7 +1499,7 @@
           <w:bdr w:val="none" w:sz="0" w:space="0" w:color="auto" w:frame="1"/>
           <w14:ligatures w14:val="none"/>
         </w:rPr>
-        <w:t>The mean return is small relative to volatility, so, as in the paper, we set the mean to zero.</w:t>
+        <w:t>I checked for gaps, duplicates and errors and found none. Then I turned prices into daily percentage changes.</w:t>
       </w:r>
     </w:p>
     <w:p>
@@ -1096,48 +1525,29 @@
           <w:bdr w:val="none" w:sz="0" w:space="0" w:color="auto" w:frame="1"/>
           <w14:ligatures w14:val="none"/>
         </w:rPr>
-        <w:t>Together this points to a GARCH(1,1) for clustering and Student-t innovations for the fat tails.</w:t>
-      </w:r>
-    </w:p>
-    <w:p>
-      <w:pPr>
-        <w:spacing w:after="120" w:line="240" w:lineRule="auto"/>
-        <w:rPr>
-          <w:rFonts w:ascii="Arial" w:eastAsia="Times New Roman" w:hAnsi="Arial" w:cs="Arial"/>
-          <w:color w:val="1F1F1F"/>
-          <w:kern w:val="0"/>
-          <w14:ligatures w14:val="none"/>
-        </w:rPr>
-      </w:pPr>
-    </w:p>
-    <w:p>
-      <w:pPr>
-        <w:spacing w:after="0" w:line="240" w:lineRule="auto"/>
-        <w:outlineLvl w:val="1"/>
+        <w:t>The models learn from the first 75% of days. The last 25%, which include the 2022 sell-off, are kept as an unseen ‘exam’.</w:t>
+      </w:r>
+    </w:p>
+    <w:p>
+      <w:pPr>
+        <w:spacing w:after="0" w:line="240" w:lineRule="auto"/>
+        <w:rPr>
+          <w:rFonts w:ascii="Arial" w:eastAsia="Times New Roman" w:hAnsi="Arial" w:cs="Arial"/>
+          <w:color w:val="1F1F1F"/>
+          <w:kern w:val="0"/>
+          <w14:ligatures w14:val="none"/>
+        </w:rPr>
+      </w:pPr>
+      <w:r>
         <w:rPr>
           <w:rFonts w:ascii="Arial" w:eastAsia="Times New Roman" w:hAnsi="Arial" w:cs="Arial"/>
           <w:b/>
-          <w:bCs/>
-          <w:color w:val="1F1F1F"/>
-          <w:kern w:val="0"/>
-          <w:sz w:val="36"/>
-          <w:szCs w:val="36"/>
-          <w14:ligatures w14:val="none"/>
-        </w:rPr>
-      </w:pPr>
-      <w:r>
-        <w:rPr>
-          <w:rFonts w:ascii="Arial" w:eastAsia="Times New Roman" w:hAnsi="Arial" w:cs="Arial"/>
-          <w:b/>
-          <w:bCs/>
-          <w:color w:val="1F1F1F"/>
-          <w:kern w:val="0"/>
-          <w:sz w:val="36"/>
-          <w:szCs w:val="36"/>
-          <w:bdr w:val="none" w:sz="0" w:space="0" w:color="auto" w:frame="1"/>
-          <w14:ligatures w14:val="none"/>
-        </w:rPr>
-        <w:t>Slide 9: Replicating the Paper</w:t>
+          <w:color w:val="1F1F1F"/>
+          <w:kern w:val="0"/>
+          <w:bdr w:val="none" w:sz="0" w:space="0" w:color="auto" w:frame="1"/>
+          <w14:ligatures w14:val="none"/>
+        </w:rPr>
+        <w:t>If asked (technical detail):</w:t>
       </w:r>
     </w:p>
     <w:p>
@@ -1163,7 +1573,81 @@
           <w:bdr w:val="none" w:sz="0" w:space="0" w:color="auto" w:frame="1"/>
           <w14:ligatures w14:val="none"/>
         </w:rPr>
-        <w:t>This table compares my estimates (left, in teal) with the paper’s Table II (right, in gold).</w:t>
+        <w:t>Returns are 100 × the change in log price. Train: Jan 2018 – 11 Feb 2022 (1,036 days); test: 346 days.</w:t>
+      </w:r>
+    </w:p>
+    <w:p>
+      <w:pPr>
+        <w:spacing w:after="120" w:line="240" w:lineRule="auto"/>
+        <w:rPr>
+          <w:rFonts w:ascii="Arial" w:eastAsia="Times New Roman" w:hAnsi="Arial" w:cs="Arial"/>
+          <w:color w:val="1F1F1F"/>
+          <w:kern w:val="0"/>
+          <w14:ligatures w14:val="none"/>
+        </w:rPr>
+      </w:pPr>
+    </w:p>
+    <w:p>
+      <w:pPr>
+        <w:spacing w:after="0" w:line="240" w:lineRule="auto"/>
+        <w:outlineLvl w:val="1"/>
+        <w:rPr>
+          <w:rFonts w:ascii="Arial" w:eastAsia="Times New Roman" w:hAnsi="Arial" w:cs="Arial"/>
+          <w:b/>
+          <w:bCs/>
+          <w:color w:val="1F1F1F"/>
+          <w:kern w:val="0"/>
+          <w:sz w:val="36"/>
+          <w:szCs w:val="36"/>
+          <w14:ligatures w14:val="none"/>
+        </w:rPr>
+      </w:pPr>
+      <w:r>
+        <w:rPr>
+          <w:rFonts w:ascii="Arial" w:eastAsia="Times New Roman" w:hAnsi="Arial" w:cs="Arial"/>
+          <w:b/>
+          <w:bCs/>
+          <w:color w:val="1F1F1F"/>
+          <w:kern w:val="0"/>
+          <w:sz w:val="36"/>
+          <w:szCs w:val="36"/>
+          <w:bdr w:val="none" w:sz="0" w:space="0" w:color="auto" w:frame="1"/>
+          <w14:ligatures w14:val="none"/>
+        </w:rPr>
+        <w:t>Slide 9: What the Data Look Like</w:t>
+      </w:r>
+    </w:p>
+    <w:p>
+      <w:pPr>
+        <w:spacing w:after="0" w:line="240" w:lineRule="auto"/>
+        <w:rPr>
+          <w:rFonts w:ascii="Arial" w:eastAsia="Times New Roman" w:hAnsi="Arial" w:cs="Arial"/>
+          <w:color w:val="1F1F1F"/>
+          <w:kern w:val="0"/>
+          <w14:ligatures w14:val="none"/>
+        </w:rPr>
+      </w:pPr>
+      <w:r>
+        <w:rPr>
+          <w:rFonts w:ascii="Arial" w:eastAsia="Times New Roman" w:hAnsi="Arial" w:cs="Arial"/>
+          <w:b/>
+          <w:color w:val="1F1F1F"/>
+          <w:kern w:val="0"/>
+          <w:bdr w:val="none" w:sz="0" w:space="0" w:color="auto" w:frame="1"/>
+          <w14:ligatures w14:val="none"/>
+        </w:rPr>
+        <w:t xml:space="preserve">Key message: </w:t>
+      </w:r>
+      <w:r>
+        <w:rPr>
+          <w:rFonts w:ascii="Arial" w:eastAsia="Times New Roman" w:hAnsi="Arial" w:cs="Arial"/>
+          <w:b w:val="0"/>
+          <w:color w:val="1F1F1F"/>
+          <w:kern w:val="0"/>
+          <w:bdr w:val="none" w:sz="0" w:space="0" w:color="auto" w:frame="1"/>
+          <w14:ligatures w14:val="none"/>
+        </w:rPr>
+        <w:t>Turbulence comes in waves, and crashes are more common than a ‘normal’ bell curve suggests.</w:t>
       </w:r>
     </w:p>
     <w:p>
@@ -1189,7 +1673,7 @@
           <w:bdr w:val="none" w:sz="0" w:space="0" w:color="auto" w:frame="1"/>
           <w14:ligatures w14:val="none"/>
         </w:rPr>
-        <w:t>QML gives ω = 0.160, α = 0.186 and β = 0.769, against 0.15, 0.19 and 0.77 in the paper, and it also agrees with the standard arch package.</w:t>
+        <w:t>First, extreme days, both crashes and spikes, happen far more often than a bell curve predicts. These are called fat tails.</w:t>
       </w:r>
     </w:p>
     <w:p>
@@ -1215,7 +1699,7 @@
           <w:bdr w:val="none" w:sz="0" w:space="0" w:color="auto" w:frame="1"/>
           <w14:ligatures w14:val="none"/>
         </w:rPr>
-        <w:t>MCMC, BBVI and the full-covariance VI are all within about 0.02 of the paper’s numbers, including the posterior standard deviations.</w:t>
+        <w:t>Second, stormy days follow stormy days. Today’s swings help predict tomorrow’s.</w:t>
       </w:r>
     </w:p>
     <w:p>
@@ -1241,48 +1725,7 @@
           <w:bdr w:val="none" w:sz="0" w:space="0" w:color="auto" w:frame="1"/>
           <w14:ligatures w14:val="none"/>
         </w:rPr>
-        <w:t>Persistence α + β is about 0.955, which means a volatility shock has a half-life of roughly 15 trading days. The out-of-sample NLL is 764.6 against 761.4 in the paper, so the implementation is validated.</w:t>
-      </w:r>
-    </w:p>
-    <w:p>
-      <w:pPr>
-        <w:spacing w:after="120" w:line="240" w:lineRule="auto"/>
-        <w:rPr>
-          <w:rFonts w:ascii="Arial" w:eastAsia="Times New Roman" w:hAnsi="Arial" w:cs="Arial"/>
-          <w:color w:val="1F1F1F"/>
-          <w:kern w:val="0"/>
-          <w14:ligatures w14:val="none"/>
-        </w:rPr>
-      </w:pPr>
-    </w:p>
-    <w:p>
-      <w:pPr>
-        <w:spacing w:after="0" w:line="240" w:lineRule="auto"/>
-        <w:outlineLvl w:val="1"/>
-        <w:rPr>
-          <w:rFonts w:ascii="Arial" w:eastAsia="Times New Roman" w:hAnsi="Arial" w:cs="Arial"/>
-          <w:b/>
-          <w:bCs/>
-          <w:color w:val="1F1F1F"/>
-          <w:kern w:val="0"/>
-          <w:sz w:val="36"/>
-          <w:szCs w:val="36"/>
-          <w14:ligatures w14:val="none"/>
-        </w:rPr>
-      </w:pPr>
-      <w:r>
-        <w:rPr>
-          <w:rFonts w:ascii="Arial" w:eastAsia="Times New Roman" w:hAnsi="Arial" w:cs="Arial"/>
-          <w:b/>
-          <w:bCs/>
-          <w:color w:val="1F1F1F"/>
-          <w:kern w:val="0"/>
-          <w:sz w:val="36"/>
-          <w:szCs w:val="36"/>
-          <w:bdr w:val="none" w:sz="0" w:space="0" w:color="auto" w:frame="1"/>
-          <w14:ligatures w14:val="none"/>
-        </w:rPr>
-        <w:t>Slide 10: Posterior Quality</w:t>
+        <w:t>Third, the average daily gain is tiny compared with the daily swings, so we focus on modelling the swings.</w:t>
       </w:r>
     </w:p>
     <w:p>
@@ -1308,7 +1751,29 @@
           <w:bdr w:val="none" w:sz="0" w:space="0" w:color="auto" w:frame="1"/>
           <w14:ligatures w14:val="none"/>
         </w:rPr>
-        <w:t>These are the posterior densities of the three parameters. Grey is MCMC, which we treat as the truth; the dashed teal line is full-covariance VI; and gold is diagonal BBVI.</w:t>
+        <w:t>GARCH is built to capture the waves; our Student-t extension handles the crashes.</w:t>
+      </w:r>
+    </w:p>
+    <w:p>
+      <w:pPr>
+        <w:spacing w:after="0" w:line="240" w:lineRule="auto"/>
+        <w:rPr>
+          <w:rFonts w:ascii="Arial" w:eastAsia="Times New Roman" w:hAnsi="Arial" w:cs="Arial"/>
+          <w:color w:val="1F1F1F"/>
+          <w:kern w:val="0"/>
+          <w14:ligatures w14:val="none"/>
+        </w:rPr>
+      </w:pPr>
+      <w:r>
+        <w:rPr>
+          <w:rFonts w:ascii="Arial" w:eastAsia="Times New Roman" w:hAnsi="Arial" w:cs="Arial"/>
+          <w:b/>
+          <w:color w:val="1F1F1F"/>
+          <w:kern w:val="0"/>
+          <w:bdr w:val="none" w:sz="0" w:space="0" w:color="auto" w:frame="1"/>
+          <w14:ligatures w14:val="none"/>
+        </w:rPr>
+        <w:t>If asked (technical detail):</w:t>
       </w:r>
     </w:p>
     <w:p>
@@ -1334,7 +1799,81 @@
           <w:bdr w:val="none" w:sz="0" w:space="0" w:color="auto" w:frame="1"/>
           <w14:ligatures w14:val="none"/>
         </w:rPr>
-        <w:t>Full-covariance VI sits right on top of MCMC.</w:t>
+        <w:t>Excess kurtosis 9.5; Jarque-Bera p &lt; 0.001; Ljung-Box(10) on squared returns 890; ARCH-LM(10) 393, all p &lt; 0.001.</w:t>
+      </w:r>
+    </w:p>
+    <w:p>
+      <w:pPr>
+        <w:spacing w:after="120" w:line="240" w:lineRule="auto"/>
+        <w:rPr>
+          <w:rFonts w:ascii="Arial" w:eastAsia="Times New Roman" w:hAnsi="Arial" w:cs="Arial"/>
+          <w:color w:val="1F1F1F"/>
+          <w:kern w:val="0"/>
+          <w14:ligatures w14:val="none"/>
+        </w:rPr>
+      </w:pPr>
+    </w:p>
+    <w:p>
+      <w:pPr>
+        <w:spacing w:after="0" w:line="240" w:lineRule="auto"/>
+        <w:outlineLvl w:val="1"/>
+        <w:rPr>
+          <w:rFonts w:ascii="Arial" w:eastAsia="Times New Roman" w:hAnsi="Arial" w:cs="Arial"/>
+          <w:b/>
+          <w:bCs/>
+          <w:color w:val="1F1F1F"/>
+          <w:kern w:val="0"/>
+          <w:sz w:val="36"/>
+          <w:szCs w:val="36"/>
+          <w14:ligatures w14:val="none"/>
+        </w:rPr>
+      </w:pPr>
+      <w:r>
+        <w:rPr>
+          <w:rFonts w:ascii="Arial" w:eastAsia="Times New Roman" w:hAnsi="Arial" w:cs="Arial"/>
+          <w:b/>
+          <w:bCs/>
+          <w:color w:val="1F1F1F"/>
+          <w:kern w:val="0"/>
+          <w:sz w:val="36"/>
+          <w:szCs w:val="36"/>
+          <w:bdr w:val="none" w:sz="0" w:space="0" w:color="auto" w:frame="1"/>
+          <w14:ligatures w14:val="none"/>
+        </w:rPr>
+        <w:t>Slide 10: We Match the Published Paper</w:t>
+      </w:r>
+    </w:p>
+    <w:p>
+      <w:pPr>
+        <w:spacing w:after="0" w:line="240" w:lineRule="auto"/>
+        <w:rPr>
+          <w:rFonts w:ascii="Arial" w:eastAsia="Times New Roman" w:hAnsi="Arial" w:cs="Arial"/>
+          <w:color w:val="1F1F1F"/>
+          <w:kern w:val="0"/>
+          <w14:ligatures w14:val="none"/>
+        </w:rPr>
+      </w:pPr>
+      <w:r>
+        <w:rPr>
+          <w:rFonts w:ascii="Arial" w:eastAsia="Times New Roman" w:hAnsi="Arial" w:cs="Arial"/>
+          <w:b/>
+          <w:color w:val="1F1F1F"/>
+          <w:kern w:val="0"/>
+          <w:bdr w:val="none" w:sz="0" w:space="0" w:color="auto" w:frame="1"/>
+          <w14:ligatures w14:val="none"/>
+        </w:rPr>
+        <w:t xml:space="preserve">Key message: </w:t>
+      </w:r>
+      <w:r>
+        <w:rPr>
+          <w:rFonts w:ascii="Arial" w:eastAsia="Times New Roman" w:hAnsi="Arial" w:cs="Arial"/>
+          <w:b w:val="0"/>
+          <w:color w:val="1F1F1F"/>
+          <w:kern w:val="0"/>
+          <w:bdr w:val="none" w:sz="0" w:space="0" w:color="auto" w:frame="1"/>
+          <w14:ligatures w14:val="none"/>
+        </w:rPr>
+        <w:t>Our numbers match the paper’s to within about 0.02, so the code is doing the right thing.</w:t>
       </w:r>
     </w:p>
     <w:p>
@@ -1360,7 +1899,7 @@
           <w:bdr w:val="none" w:sz="0" w:space="0" w:color="auto" w:frame="1"/>
           <w14:ligatures w14:val="none"/>
         </w:rPr>
-        <w:t>Diagonal BBVI has the right centre but is far too narrow: its standard deviation for ω is about 55% too small and for β about 35% too small. A diagonal Gaussian cannot represent the correlation between the parameters, so it is over-confident.</w:t>
+        <w:t>The teal columns are my estimates; the gold columns are the paper’s. They line up closely for every method.</w:t>
       </w:r>
     </w:p>
     <w:p>
@@ -1386,48 +1925,29 @@
           <w:bdr w:val="none" w:sz="0" w:space="0" w:color="auto" w:frame="1"/>
           <w14:ligatures w14:val="none"/>
         </w:rPr>
-        <w:t>The ELBO confirms this: full-covariance VI reaches a higher bound, which means a closer approximation. The paper reports the same ordering.</w:t>
-      </w:r>
-    </w:p>
-    <w:p>
-      <w:pPr>
-        <w:spacing w:after="120" w:line="240" w:lineRule="auto"/>
-        <w:rPr>
-          <w:rFonts w:ascii="Arial" w:eastAsia="Times New Roman" w:hAnsi="Arial" w:cs="Arial"/>
-          <w:color w:val="1F1F1F"/>
-          <w:kern w:val="0"/>
-          <w14:ligatures w14:val="none"/>
-        </w:rPr>
-      </w:pPr>
-    </w:p>
-    <w:p>
-      <w:pPr>
-        <w:spacing w:after="0" w:line="240" w:lineRule="auto"/>
-        <w:outlineLvl w:val="1"/>
+        <w:t>The dials tell a story: β ≈ 0.77 means turbulence has a long memory. A volatility shock takes about 15 trading days to fade by half.</w:t>
+      </w:r>
+    </w:p>
+    <w:p>
+      <w:pPr>
+        <w:spacing w:after="0" w:line="240" w:lineRule="auto"/>
+        <w:rPr>
+          <w:rFonts w:ascii="Arial" w:eastAsia="Times New Roman" w:hAnsi="Arial" w:cs="Arial"/>
+          <w:color w:val="1F1F1F"/>
+          <w:kern w:val="0"/>
+          <w14:ligatures w14:val="none"/>
+        </w:rPr>
+      </w:pPr>
+      <w:r>
         <w:rPr>
           <w:rFonts w:ascii="Arial" w:eastAsia="Times New Roman" w:hAnsi="Arial" w:cs="Arial"/>
           <w:b/>
-          <w:bCs/>
-          <w:color w:val="1F1F1F"/>
-          <w:kern w:val="0"/>
-          <w:sz w:val="36"/>
-          <w:szCs w:val="36"/>
-          <w14:ligatures w14:val="none"/>
-        </w:rPr>
-      </w:pPr>
-      <w:r>
-        <w:rPr>
-          <w:rFonts w:ascii="Arial" w:eastAsia="Times New Roman" w:hAnsi="Arial" w:cs="Arial"/>
-          <w:b/>
-          <w:bCs/>
-          <w:color w:val="1F1F1F"/>
-          <w:kern w:val="0"/>
-          <w:sz w:val="36"/>
-          <w:szCs w:val="36"/>
-          <w:bdr w:val="none" w:sz="0" w:space="0" w:color="auto" w:frame="1"/>
-          <w14:ligatures w14:val="none"/>
-        </w:rPr>
-        <w:t>Slide 11: Volatility with Credible Bands</w:t>
+          <w:color w:val="1F1F1F"/>
+          <w:kern w:val="0"/>
+          <w:bdr w:val="none" w:sz="0" w:space="0" w:color="auto" w:frame="1"/>
+          <w14:ligatures w14:val="none"/>
+        </w:rPr>
+        <w:t>If asked (technical detail):</w:t>
       </w:r>
     </w:p>
     <w:p>
@@ -1453,7 +1973,81 @@
           <w:bdr w:val="none" w:sz="0" w:space="0" w:color="auto" w:frame="1"/>
           <w14:ligatures w14:val="none"/>
         </w:rPr>
-        <w:t>This is MSFT’s annualised conditional volatility, with the 90% credible band from full-covariance VI. Everything after the dashed line is a one-step-ahead forecast.</w:t>
+        <w:t>QML: ω = 0.160, α = 0.186, β = 0.769 versus 0.15, 0.19, 0.77 in the paper. Test NLL 764.6 versus 761.4.</w:t>
+      </w:r>
+    </w:p>
+    <w:p>
+      <w:pPr>
+        <w:spacing w:after="120" w:line="240" w:lineRule="auto"/>
+        <w:rPr>
+          <w:rFonts w:ascii="Arial" w:eastAsia="Times New Roman" w:hAnsi="Arial" w:cs="Arial"/>
+          <w:color w:val="1F1F1F"/>
+          <w:kern w:val="0"/>
+          <w14:ligatures w14:val="none"/>
+        </w:rPr>
+      </w:pPr>
+    </w:p>
+    <w:p>
+      <w:pPr>
+        <w:spacing w:after="0" w:line="240" w:lineRule="auto"/>
+        <w:outlineLvl w:val="1"/>
+        <w:rPr>
+          <w:rFonts w:ascii="Arial" w:eastAsia="Times New Roman" w:hAnsi="Arial" w:cs="Arial"/>
+          <w:b/>
+          <w:bCs/>
+          <w:color w:val="1F1F1F"/>
+          <w:kern w:val="0"/>
+          <w:sz w:val="36"/>
+          <w:szCs w:val="36"/>
+          <w14:ligatures w14:val="none"/>
+        </w:rPr>
+      </w:pPr>
+      <w:r>
+        <w:rPr>
+          <w:rFonts w:ascii="Arial" w:eastAsia="Times New Roman" w:hAnsi="Arial" w:cs="Arial"/>
+          <w:b/>
+          <w:bCs/>
+          <w:color w:val="1F1F1F"/>
+          <w:kern w:val="0"/>
+          <w:sz w:val="36"/>
+          <w:szCs w:val="36"/>
+          <w:bdr w:val="none" w:sz="0" w:space="0" w:color="auto" w:frame="1"/>
+          <w14:ligatures w14:val="none"/>
+        </w:rPr>
+        <w:t>Slide 11: How Sure Are We?</w:t>
+      </w:r>
+    </w:p>
+    <w:p>
+      <w:pPr>
+        <w:spacing w:after="0" w:line="240" w:lineRule="auto"/>
+        <w:rPr>
+          <w:rFonts w:ascii="Arial" w:eastAsia="Times New Roman" w:hAnsi="Arial" w:cs="Arial"/>
+          <w:color w:val="1F1F1F"/>
+          <w:kern w:val="0"/>
+          <w14:ligatures w14:val="none"/>
+        </w:rPr>
+      </w:pPr>
+      <w:r>
+        <w:rPr>
+          <w:rFonts w:ascii="Arial" w:eastAsia="Times New Roman" w:hAnsi="Arial" w:cs="Arial"/>
+          <w:b/>
+          <w:color w:val="1F1F1F"/>
+          <w:kern w:val="0"/>
+          <w:bdr w:val="none" w:sz="0" w:space="0" w:color="auto" w:frame="1"/>
+          <w14:ligatures w14:val="none"/>
+        </w:rPr>
+        <w:t xml:space="preserve">Key message: </w:t>
+      </w:r>
+      <w:r>
+        <w:rPr>
+          <w:rFonts w:ascii="Arial" w:eastAsia="Times New Roman" w:hAnsi="Arial" w:cs="Arial"/>
+          <w:b w:val="0"/>
+          <w:color w:val="1F1F1F"/>
+          <w:kern w:val="0"/>
+          <w:bdr w:val="none" w:sz="0" w:space="0" w:color="auto" w:frame="1"/>
+          <w14:ligatures w14:val="none"/>
+        </w:rPr>
+        <w:t>All methods agree on the best guess, but the simple VI is over-confident; the full VI gets the uncertainty right.</w:t>
       </w:r>
     </w:p>
     <w:p>
@@ -1479,7 +2073,7 @@
           <w:bdr w:val="none" w:sz="0" w:space="0" w:color="auto" w:frame="1"/>
           <w14:ligatures w14:val="none"/>
         </w:rPr>
-        <w:t>The model captures the late-2018 sell-off, the COVID-19 spike, which peaks above 150% annualised, and the 2022 regime out of sample.</w:t>
+        <w:t>Each curve shows the range of plausible values for a dial. A wider curve means less certainty.</w:t>
       </w:r>
     </w:p>
     <w:p>
@@ -1505,48 +2099,7 @@
           <w:bdr w:val="none" w:sz="0" w:space="0" w:color="auto" w:frame="1"/>
           <w14:ligatures w14:val="none"/>
         </w:rPr>
-        <w:t>The band is the Bayesian benefit. QML gives a single line, whereas here we get a distribution for tomorrow’s volatility. The VI band is the same width as MCMC’s, while diagonal BBVI’s band is about 10% narrower, which is again over-confident.</w:t>
-      </w:r>
-    </w:p>
-    <w:p>
-      <w:pPr>
-        <w:spacing w:after="120" w:line="240" w:lineRule="auto"/>
-        <w:rPr>
-          <w:rFonts w:ascii="Arial" w:eastAsia="Times New Roman" w:hAnsi="Arial" w:cs="Arial"/>
-          <w:color w:val="1F1F1F"/>
-          <w:kern w:val="0"/>
-          <w14:ligatures w14:val="none"/>
-        </w:rPr>
-      </w:pPr>
-    </w:p>
-    <w:p>
-      <w:pPr>
-        <w:spacing w:after="0" w:line="240" w:lineRule="auto"/>
-        <w:outlineLvl w:val="1"/>
-        <w:rPr>
-          <w:rFonts w:ascii="Arial" w:eastAsia="Times New Roman" w:hAnsi="Arial" w:cs="Arial"/>
-          <w:b/>
-          <w:bCs/>
-          <w:color w:val="1F1F1F"/>
-          <w:kern w:val="0"/>
-          <w:sz w:val="36"/>
-          <w:szCs w:val="36"/>
-          <w14:ligatures w14:val="none"/>
-        </w:rPr>
-      </w:pPr>
-      <w:r>
-        <w:rPr>
-          <w:rFonts w:ascii="Arial" w:eastAsia="Times New Roman" w:hAnsi="Arial" w:cs="Arial"/>
-          <w:b/>
-          <w:bCs/>
-          <w:color w:val="1F1F1F"/>
-          <w:kern w:val="0"/>
-          <w:sz w:val="36"/>
-          <w:szCs w:val="36"/>
-          <w:bdr w:val="none" w:sz="0" w:space="0" w:color="auto" w:frame="1"/>
-          <w14:ligatures w14:val="none"/>
-        </w:rPr>
-        <w:t>Slide 12: Accuracy and Cost</w:t>
+        <w:t>The full VI (dashed) lies right on top of the trusted MCMC (grey).</w:t>
       </w:r>
     </w:p>
     <w:p>
@@ -1572,7 +2125,7 @@
           <w:bdr w:val="none" w:sz="0" w:space="0" w:color="auto" w:frame="1"/>
           <w14:ligatures w14:val="none"/>
         </w:rPr>
-        <w:t>On the left: out of sample, every method is within 1% of QML on NLL, RMSE, MAD and QLIK. This is the paper’s main finding: VI loses essentially nothing in forecasting accuracy.</w:t>
+        <w:t>The simple VI (gold) is centred correctly but far too narrow. It claims to be about twice as sure as it should be, like a weather forecaster who never says ‘maybe’.</w:t>
       </w:r>
     </w:p>
     <w:p>
@@ -1598,7 +2151,29 @@
           <w:bdr w:val="none" w:sz="0" w:space="0" w:color="auto" w:frame="1"/>
           <w14:ligatures w14:val="none"/>
         </w:rPr>
-        <w:t>On the right is the computational cost, and here I want to be honest. For a three-parameter GARCH, the tuned MCMC takes about 0.3 seconds, BBVI about 1 second, and the PyTorch version about 16 seconds, mostly Python overhead in the loop. So VI is not faster here, and the paper does not claim that it is.</w:t>
+        <w:t>The reason is that it ignores how the dials move together. The paper finds exactly the same thing.</w:t>
+      </w:r>
+    </w:p>
+    <w:p>
+      <w:pPr>
+        <w:spacing w:after="0" w:line="240" w:lineRule="auto"/>
+        <w:rPr>
+          <w:rFonts w:ascii="Arial" w:eastAsia="Times New Roman" w:hAnsi="Arial" w:cs="Arial"/>
+          <w:color w:val="1F1F1F"/>
+          <w:kern w:val="0"/>
+          <w14:ligatures w14:val="none"/>
+        </w:rPr>
+      </w:pPr>
+      <w:r>
+        <w:rPr>
+          <w:rFonts w:ascii="Arial" w:eastAsia="Times New Roman" w:hAnsi="Arial" w:cs="Arial"/>
+          <w:b/>
+          <w:color w:val="1F1F1F"/>
+          <w:kern w:val="0"/>
+          <w:bdr w:val="none" w:sz="0" w:space="0" w:color="auto" w:frame="1"/>
+          <w14:ligatures w14:val="none"/>
+        </w:rPr>
+        <w:t>If asked (technical detail):</w:t>
       </w:r>
     </w:p>
     <w:p>
@@ -1624,7 +2199,7 @@
           <w:bdr w:val="none" w:sz="0" w:space="0" w:color="auto" w:frame="1"/>
           <w14:ligatures w14:val="none"/>
         </w:rPr>
-        <w:t>VI’s real advantages are that you monitor one ELBO curve, the same hyperparameters worked for every stock without tuning, you get an analytical posterior you can reuse, and it scales to high-dimensional models where random-walk MCMC struggles.</w:t>
+        <w:t>Posterior SD of ω: MCMC 0.049, full VI 0.050, BBVI 0.022. Full VI also reaches a higher ELBO (−1945.3 vs −1946.2).</w:t>
       </w:r>
     </w:p>
     <w:p>
@@ -1665,7 +2240,40 @@
           <w:bdr w:val="none" w:sz="0" w:space="0" w:color="auto" w:frame="1"/>
           <w14:ligatures w14:val="none"/>
         </w:rPr>
-        <w:t>Slide 13: Student-t Extension</w:t>
+        <w:t>Slide 12: Forecasts with a Range</w:t>
+      </w:r>
+    </w:p>
+    <w:p>
+      <w:pPr>
+        <w:spacing w:after="0" w:line="240" w:lineRule="auto"/>
+        <w:rPr>
+          <w:rFonts w:ascii="Arial" w:eastAsia="Times New Roman" w:hAnsi="Arial" w:cs="Arial"/>
+          <w:color w:val="1F1F1F"/>
+          <w:kern w:val="0"/>
+          <w14:ligatures w14:val="none"/>
+        </w:rPr>
+      </w:pPr>
+      <w:r>
+        <w:rPr>
+          <w:rFonts w:ascii="Arial" w:eastAsia="Times New Roman" w:hAnsi="Arial" w:cs="Arial"/>
+          <w:b/>
+          <w:color w:val="1F1F1F"/>
+          <w:kern w:val="0"/>
+          <w:bdr w:val="none" w:sz="0" w:space="0" w:color="auto" w:frame="1"/>
+          <w14:ligatures w14:val="none"/>
+        </w:rPr>
+        <w:t xml:space="preserve">Key message: </w:t>
+      </w:r>
+      <w:r>
+        <w:rPr>
+          <w:rFonts w:ascii="Arial" w:eastAsia="Times New Roman" w:hAnsi="Arial" w:cs="Arial"/>
+          <w:b w:val="0"/>
+          <w:color w:val="1F1F1F"/>
+          <w:kern w:val="0"/>
+          <w:bdr w:val="none" w:sz="0" w:space="0" w:color="auto" w:frame="1"/>
+          <w14:ligatures w14:val="none"/>
+        </w:rPr>
+        <w:t>Bayesian methods give a forecast with a ‘likely range’, like a weather forecast that says 18–22 degrees.</w:t>
       </w:r>
     </w:p>
     <w:p>
@@ -1691,7 +2299,7 @@
           <w:bdr w:val="none" w:sz="0" w:space="0" w:color="auto" w:frame="1"/>
           <w14:ligatures w14:val="none"/>
         </w:rPr>
-        <w:t>For the extension, I replaced the normal innovations with a standardised Student-t, with ν = 2 + exp(θν) so that the variance exists.</w:t>
+        <w:t>The line is the forecast turbulence for each day; the shaded band is its likely range.</w:t>
       </w:r>
     </w:p>
     <w:p>
@@ -1717,7 +2325,7 @@
           <w:bdr w:val="none" w:sz="0" w:space="0" w:color="auto" w:frame="1"/>
           <w14:ligatures w14:val="none"/>
         </w:rPr>
-        <w:t>The left Q-Q plot shows Gaussian-GARCH residuals are still fat-tailed; with the Student-t, the points line up.</w:t>
+        <w:t>The model picks up the late-2018 sell-off, the COVID-19 crash in March 2020, when annualised volatility peaked above 150%, and the 2022 sell-off, which it never saw while learning.</w:t>
       </w:r>
     </w:p>
     <w:p>
@@ -1743,7 +2351,29 @@
           <w:bdr w:val="none" w:sz="0" w:space="0" w:color="auto" w:frame="1"/>
           <w14:ligatures w14:val="none"/>
         </w:rPr>
-        <w:t>The posterior mean of ν is about 7.4, with a 90% interval of roughly 5 to 10, which is far from normal.</w:t>
+        <w:t>A classic single-number method can’t give you this range. The full VI’s range matches MCMC’s; the simple VI’s is about 10% too narrow.</w:t>
+      </w:r>
+    </w:p>
+    <w:p>
+      <w:pPr>
+        <w:spacing w:after="0" w:line="240" w:lineRule="auto"/>
+        <w:rPr>
+          <w:rFonts w:ascii="Arial" w:eastAsia="Times New Roman" w:hAnsi="Arial" w:cs="Arial"/>
+          <w:color w:val="1F1F1F"/>
+          <w:kern w:val="0"/>
+          <w14:ligatures w14:val="none"/>
+        </w:rPr>
+      </w:pPr>
+      <w:r>
+        <w:rPr>
+          <w:rFonts w:ascii="Arial" w:eastAsia="Times New Roman" w:hAnsi="Arial" w:cs="Arial"/>
+          <w:b/>
+          <w:color w:val="1F1F1F"/>
+          <w:kern w:val="0"/>
+          <w:bdr w:val="none" w:sz="0" w:space="0" w:color="auto" w:frame="1"/>
+          <w14:ligatures w14:val="none"/>
+        </w:rPr>
+        <w:t>If asked (technical detail):</w:t>
       </w:r>
     </w:p>
     <w:p>
@@ -1769,7 +2399,81 @@
           <w:bdr w:val="none" w:sz="0" w:space="0" w:color="auto" w:frame="1"/>
           <w14:ligatures w14:val="none"/>
         </w:rPr>
-        <w:t>The Student-t model wins on the ELBO by about 11 log-evidence units and on test log-likelihood by about 12. Interestingly, the volatility path is almost identical: the gain is in the shape of the forecast distribution, which matters for tail risk and Value-at-Risk.</w:t>
+        <w:t>Average 90% band width in the test period: MCMC 3.5, full VI 3.5, BBVI 3.1 volatility points.</w:t>
+      </w:r>
+    </w:p>
+    <w:p>
+      <w:pPr>
+        <w:spacing w:after="120" w:line="240" w:lineRule="auto"/>
+        <w:rPr>
+          <w:rFonts w:ascii="Arial" w:eastAsia="Times New Roman" w:hAnsi="Arial" w:cs="Arial"/>
+          <w:color w:val="1F1F1F"/>
+          <w:kern w:val="0"/>
+          <w14:ligatures w14:val="none"/>
+        </w:rPr>
+      </w:pPr>
+    </w:p>
+    <w:p>
+      <w:pPr>
+        <w:spacing w:after="0" w:line="240" w:lineRule="auto"/>
+        <w:outlineLvl w:val="1"/>
+        <w:rPr>
+          <w:rFonts w:ascii="Arial" w:eastAsia="Times New Roman" w:hAnsi="Arial" w:cs="Arial"/>
+          <w:b/>
+          <w:bCs/>
+          <w:color w:val="1F1F1F"/>
+          <w:kern w:val="0"/>
+          <w:sz w:val="36"/>
+          <w:szCs w:val="36"/>
+          <w14:ligatures w14:val="none"/>
+        </w:rPr>
+      </w:pPr>
+      <w:r>
+        <w:rPr>
+          <w:rFonts w:ascii="Arial" w:eastAsia="Times New Roman" w:hAnsi="Arial" w:cs="Arial"/>
+          <w:b/>
+          <w:bCs/>
+          <w:color w:val="1F1F1F"/>
+          <w:kern w:val="0"/>
+          <w:sz w:val="36"/>
+          <w:szCs w:val="36"/>
+          <w:bdr w:val="none" w:sz="0" w:space="0" w:color="auto" w:frame="1"/>
+          <w14:ligatures w14:val="none"/>
+        </w:rPr>
+        <w:t>Slide 13: Accuracy and Cost</w:t>
+      </w:r>
+    </w:p>
+    <w:p>
+      <w:pPr>
+        <w:spacing w:after="0" w:line="240" w:lineRule="auto"/>
+        <w:rPr>
+          <w:rFonts w:ascii="Arial" w:eastAsia="Times New Roman" w:hAnsi="Arial" w:cs="Arial"/>
+          <w:color w:val="1F1F1F"/>
+          <w:kern w:val="0"/>
+          <w14:ligatures w14:val="none"/>
+        </w:rPr>
+      </w:pPr>
+      <w:r>
+        <w:rPr>
+          <w:rFonts w:ascii="Arial" w:eastAsia="Times New Roman" w:hAnsi="Arial" w:cs="Arial"/>
+          <w:b/>
+          <w:color w:val="1F1F1F"/>
+          <w:kern w:val="0"/>
+          <w:bdr w:val="none" w:sz="0" w:space="0" w:color="auto" w:frame="1"/>
+          <w14:ligatures w14:val="none"/>
+        </w:rPr>
+        <w:t xml:space="preserve">Key message: </w:t>
+      </w:r>
+      <w:r>
+        <w:rPr>
+          <w:rFonts w:ascii="Arial" w:eastAsia="Times New Roman" w:hAnsi="Arial" w:cs="Arial"/>
+          <w:b w:val="0"/>
+          <w:color w:val="1F1F1F"/>
+          <w:kern w:val="0"/>
+          <w:bdr w:val="none" w:sz="0" w:space="0" w:color="auto" w:frame="1"/>
+          <w14:ligatures w14:val="none"/>
+        </w:rPr>
+        <w:t>All methods forecast equally well, but for this small model the shortcut is not faster.</w:t>
       </w:r>
     </w:p>
     <w:p>
@@ -1795,48 +2499,7 @@
           <w:bdr w:val="none" w:sz="0" w:space="0" w:color="auto" w:frame="1"/>
           <w14:ligatures w14:val="none"/>
         </w:rPr>
-        <w:t>Note that my first draft also added a ‘MAP penalty’ on top of the ELBO. That counted the prior twice and made the losses incomparable, so I removed it. This comparison is like-for-like.</w:t>
-      </w:r>
-    </w:p>
-    <w:p>
-      <w:pPr>
-        <w:spacing w:after="120" w:line="240" w:lineRule="auto"/>
-        <w:rPr>
-          <w:rFonts w:ascii="Arial" w:eastAsia="Times New Roman" w:hAnsi="Arial" w:cs="Arial"/>
-          <w:color w:val="1F1F1F"/>
-          <w:kern w:val="0"/>
-          <w14:ligatures w14:val="none"/>
-        </w:rPr>
-      </w:pPr>
-    </w:p>
-    <w:p>
-      <w:pPr>
-        <w:spacing w:after="0" w:line="240" w:lineRule="auto"/>
-        <w:outlineLvl w:val="1"/>
-        <w:rPr>
-          <w:rFonts w:ascii="Arial" w:eastAsia="Times New Roman" w:hAnsi="Arial" w:cs="Arial"/>
-          <w:b/>
-          <w:bCs/>
-          <w:color w:val="1F1F1F"/>
-          <w:kern w:val="0"/>
-          <w:sz w:val="36"/>
-          <w:szCs w:val="36"/>
-          <w14:ligatures w14:val="none"/>
-        </w:rPr>
-      </w:pPr>
-      <w:r>
-        <w:rPr>
-          <w:rFonts w:ascii="Arial" w:eastAsia="Times New Roman" w:hAnsi="Arial" w:cs="Arial"/>
-          <w:b/>
-          <w:bCs/>
-          <w:color w:val="1F1F1F"/>
-          <w:kern w:val="0"/>
-          <w:sz w:val="36"/>
-          <w:szCs w:val="36"/>
-          <w:bdr w:val="none" w:sz="0" w:space="0" w:color="auto" w:frame="1"/>
-          <w14:ligatures w14:val="none"/>
-        </w:rPr>
-        <w:t>Slide 14: Scaling Up</w:t>
+        <w:t>On the left: on the unseen ‘exam’ data, every method’s forecast errors are within 1% of each other. VI gives up essentially nothing in accuracy.</w:t>
       </w:r>
     </w:p>
     <w:p>
@@ -1862,7 +2525,7 @@
           <w:bdr w:val="none" w:sz="0" w:space="0" w:color="auto" w:frame="1"/>
           <w14:ligatures w14:val="none"/>
         </w:rPr>
-        <w:t>Finally, to mirror the paper’s 488-stock study on a smaller scale, I ran QML, MCMC and BBVI on the Dow 30 with identical settings.</w:t>
+        <w:t>On the right, the honest part: the trusted MCMC took about a third of a second, while VI took 1 to 16 seconds. So for a model with only three dials, VI is not a speed win, and the paper never claimed it was.</w:t>
       </w:r>
     </w:p>
     <w:p>
@@ -1888,7 +2551,29 @@
           <w:bdr w:val="none" w:sz="0" w:space="0" w:color="auto" w:frame="1"/>
           <w14:ligatures w14:val="none"/>
         </w:rPr>
-        <w:t>Two stocks were dropped in cleaning: Dow Inc. only listed in 2019, and Walgreens no longer has a price history on Yahoo after going private.</w:t>
+        <w:t>VI’s real advantages are that it is easy to monitor, needs no hand-tuning per stock, and scales to much bigger models where MCMC struggles.</w:t>
+      </w:r>
+    </w:p>
+    <w:p>
+      <w:pPr>
+        <w:spacing w:after="0" w:line="240" w:lineRule="auto"/>
+        <w:rPr>
+          <w:rFonts w:ascii="Arial" w:eastAsia="Times New Roman" w:hAnsi="Arial" w:cs="Arial"/>
+          <w:color w:val="1F1F1F"/>
+          <w:kern w:val="0"/>
+          <w14:ligatures w14:val="none"/>
+        </w:rPr>
+      </w:pPr>
+      <w:r>
+        <w:rPr>
+          <w:rFonts w:ascii="Arial" w:eastAsia="Times New Roman" w:hAnsi="Arial" w:cs="Arial"/>
+          <w:b/>
+          <w:color w:val="1F1F1F"/>
+          <w:kern w:val="0"/>
+          <w:bdr w:val="none" w:sz="0" w:space="0" w:color="auto" w:frame="1"/>
+          <w14:ligatures w14:val="none"/>
+        </w:rPr>
+        <w:t>If asked (technical detail):</w:t>
       </w:r>
     </w:p>
     <w:p>
@@ -1914,7 +2599,7 @@
           <w:bdr w:val="none" w:sz="0" w:space="0" w:color="auto" w:frame="1"/>
           <w14:ligatures w14:val="none"/>
         </w:rPr>
-        <w:t>Across the remaining 28 stocks, MCMC and BBVI are on average about 0.1% from QML on test NLL and about 0.3% on QLIK, the same sub-1% picture as the paper’s Table I, and QML has the lowest training NLL for every stock, as it should.</w:t>
+        <w:t>Test-set gaps versus QML: NLL +0.15–0.19%, QLIK +0.26–0.32%. Likelihood evaluations: MCMC 30,000, BBVI 125,000, full VI 15,000.</w:t>
       </w:r>
     </w:p>
     <w:p>
@@ -1955,7 +2640,40 @@
           <w:bdr w:val="none" w:sz="0" w:space="0" w:color="auto" w:frame="1"/>
           <w14:ligatures w14:val="none"/>
         </w:rPr>
-        <w:t>Slide 15: Summary and Takeaways</w:t>
+        <w:t>Slide 14: Allowing for Crash Days</w:t>
+      </w:r>
+    </w:p>
+    <w:p>
+      <w:pPr>
+        <w:spacing w:after="0" w:line="240" w:lineRule="auto"/>
+        <w:rPr>
+          <w:rFonts w:ascii="Arial" w:eastAsia="Times New Roman" w:hAnsi="Arial" w:cs="Arial"/>
+          <w:color w:val="1F1F1F"/>
+          <w:kern w:val="0"/>
+          <w14:ligatures w14:val="none"/>
+        </w:rPr>
+      </w:pPr>
+      <w:r>
+        <w:rPr>
+          <w:rFonts w:ascii="Arial" w:eastAsia="Times New Roman" w:hAnsi="Arial" w:cs="Arial"/>
+          <w:b/>
+          <w:color w:val="1F1F1F"/>
+          <w:kern w:val="0"/>
+          <w:bdr w:val="none" w:sz="0" w:space="0" w:color="auto" w:frame="1"/>
+          <w14:ligatures w14:val="none"/>
+        </w:rPr>
+        <w:t xml:space="preserve">Key message: </w:t>
+      </w:r>
+      <w:r>
+        <w:rPr>
+          <w:rFonts w:ascii="Arial" w:eastAsia="Times New Roman" w:hAnsi="Arial" w:cs="Arial"/>
+          <w:b w:val="0"/>
+          <w:color w:val="1F1F1F"/>
+          <w:kern w:val="0"/>
+          <w:bdr w:val="none" w:sz="0" w:space="0" w:color="auto" w:frame="1"/>
+          <w14:ligatures w14:val="none"/>
+        </w:rPr>
+        <w:t>A model that expects the occasional crash day fits real markets clearly better.</w:t>
       </w:r>
     </w:p>
     <w:p>
@@ -1981,7 +2699,7 @@
           <w:bdr w:val="none" w:sz="0" w:space="0" w:color="auto" w:frame="1"/>
           <w14:ligatures w14:val="none"/>
         </w:rPr>
-        <w:t>First, replication: my QML, MCMC and VI estimates match the paper’s Table II within about 0.02.</w:t>
+        <w:t>The standard model assumes a bell curve, so real crash days surprise it. The left chart shows those surprises at the ends.</w:t>
       </w:r>
     </w:p>
     <w:p>
@@ -2007,7 +2725,7 @@
           <w:bdr w:val="none" w:sz="0" w:space="0" w:color="auto" w:frame="1"/>
           <w14:ligatures w14:val="none"/>
         </w:rPr>
-        <w:t>Second, accuracy and uncertainty: VI forecasts are within 1% of QML, and full-covariance VI reproduces the MCMC posterior, while diagonal VI is over-confident.</w:t>
+        <w:t>The Student-t version expects occasional extreme days, and on the right chart the points line up.</w:t>
       </w:r>
     </w:p>
     <w:p>
@@ -2033,7 +2751,7 @@
           <w:bdr w:val="none" w:sz="0" w:space="0" w:color="auto" w:frame="1"/>
           <w14:ligatures w14:val="none"/>
         </w:rPr>
-        <w:t>Third, fat tails and cost: Student-t innovations clearly improve the model, and for a small GARCH, MCMC is cheap; VI pays off through generic tuning and scale.</w:t>
+        <w:t>It scores better both on the fit score and on the unseen data. Interestingly, the forecast line barely changes: what improves is how well the model prepares for extreme days, which is what matters for risk management.</w:t>
       </w:r>
     </w:p>
     <w:p>
@@ -2059,121 +2777,29 @@
           <w:bdr w:val="none" w:sz="0" w:space="0" w:color="auto" w:frame="1"/>
           <w14:ligatures w14:val="none"/>
         </w:rPr>
-        <w:t>So Variational Inference is an accurate, well-calibrated alternative to MCMC for GARCH, as long as the variational family is rich enough. Natural next steps are GJR, EGARCH and FIGARCH, the paper’s natural-gradient optimisers, and realised-volatility proxies from intraday data. Thank you.</w:t>
-      </w:r>
-    </w:p>
-    <w:p>
-      <w:pPr>
-        <w:spacing w:after="120" w:line="240" w:lineRule="auto"/>
-        <w:rPr>
-          <w:rFonts w:ascii="Arial" w:eastAsia="Times New Roman" w:hAnsi="Arial" w:cs="Arial"/>
-          <w:color w:val="1F1F1F"/>
-          <w:kern w:val="0"/>
-          <w14:ligatures w14:val="none"/>
-        </w:rPr>
-      </w:pPr>
-    </w:p>
-    <w:p>
-      <w:pPr>
-        <w:spacing w:after="0" w:line="240" w:lineRule="auto"/>
-        <w:outlineLvl w:val="1"/>
+        <w:t>My first draft also added an extra ‘MAP penalty’. That counted our starting beliefs twice, so I removed it to keep the comparison fair.</w:t>
+      </w:r>
+    </w:p>
+    <w:p>
+      <w:pPr>
+        <w:spacing w:after="0" w:line="240" w:lineRule="auto"/>
+        <w:rPr>
+          <w:rFonts w:ascii="Arial" w:eastAsia="Times New Roman" w:hAnsi="Arial" w:cs="Arial"/>
+          <w:color w:val="1F1F1F"/>
+          <w:kern w:val="0"/>
+          <w14:ligatures w14:val="none"/>
+        </w:rPr>
+      </w:pPr>
+      <w:r>
         <w:rPr>
           <w:rFonts w:ascii="Arial" w:eastAsia="Times New Roman" w:hAnsi="Arial" w:cs="Arial"/>
           <w:b/>
-          <w:bCs/>
-          <w:color w:val="1F1F1F"/>
-          <w:kern w:val="0"/>
-          <w:sz w:val="36"/>
-          <w:szCs w:val="36"/>
-          <w14:ligatures w14:val="none"/>
-        </w:rPr>
-      </w:pPr>
-      <w:r>
-        <w:rPr>
-          <w:rFonts w:ascii="Arial" w:eastAsia="Times New Roman" w:hAnsi="Arial" w:cs="Arial"/>
-          <w:b/>
-          <w:bCs/>
-          <w:color w:val="1F1F1F"/>
-          <w:kern w:val="0"/>
-          <w:sz w:val="36"/>
-          <w:szCs w:val="36"/>
-          <w:bdr w:val="none" w:sz="0" w:space="0" w:color="auto" w:frame="1"/>
-          <w14:ligatures w14:val="none"/>
-        </w:rPr>
-        <w:t>Question 1: Why Student-t, and what happened to the MAP regularisation?</w:t>
-      </w:r>
-    </w:p>
-    <w:p>
-      <w:pPr>
-        <w:spacing w:after="0" w:line="240" w:lineRule="auto"/>
-        <w:outlineLvl w:val="1"/>
-        <w:rPr>
-          <w:rFonts w:ascii="Arial" w:eastAsia="Times New Roman" w:hAnsi="Arial" w:cs="Arial"/>
-          <w:b/>
-          <w:bCs/>
-          <w:color w:val="1F1F1F"/>
-          <w:kern w:val="0"/>
-          <w:sz w:val="36"/>
-          <w:szCs w:val="36"/>
-          <w14:ligatures w14:val="none"/>
-        </w:rPr>
-      </w:pPr>
-      <w:r>
-        <w:rPr>
-          <w:rFonts w:ascii="Arial" w:eastAsia="Times New Roman" w:hAnsi="Arial" w:cs="Arial"/>
-          <w:b/>
-          <w:bCs/>
-          <w:color w:val="1F1F1F"/>
-          <w:kern w:val="0"/>
-          <w:sz w:val="36"/>
-          <w:szCs w:val="36"/>
-          <w:bdr w:val="none" w:sz="0" w:space="0" w:color="auto" w:frame="1"/>
-          <w14:ligatures w14:val="none"/>
-        </w:rPr>
-        <w:t xml:space="preserve">Question: </w:t>
-      </w:r>
-      <w:r>
-        <w:rPr>
-          <w:rFonts w:ascii="Arial" w:eastAsia="Times New Roman" w:hAnsi="Arial" w:cs="Arial"/>
-          <w:bCs/>
-          <w:color w:val="1F1F1F"/>
-          <w:kern w:val="0"/>
-          <w:sz w:val="36"/>
-          <w:szCs w:val="36"/>
-          <w:bdr w:val="none" w:sz="0" w:space="0" w:color="auto" w:frame="1"/>
-          <w14:ligatures w14:val="none"/>
-        </w:rPr>
-        <w:t>“Why did you move from a Gaussian baseline to Student-t innovations, and why was the MAP penalty removed?”</w:t>
-      </w:r>
-    </w:p>
-    <w:p>
-      <w:pPr>
-        <w:spacing w:after="0" w:line="240" w:lineRule="auto"/>
-        <w:outlineLvl w:val="1"/>
-        <w:rPr>
-          <w:rFonts w:ascii="Arial" w:eastAsia="Times New Roman" w:hAnsi="Arial" w:cs="Arial"/>
-          <w:b/>
-          <w:bCs/>
-          <w:color w:val="1F1F1F"/>
-          <w:kern w:val="0"/>
-          <w:sz w:val="36"/>
-          <w:szCs w:val="36"/>
-          <w14:ligatures w14:val="none"/>
-        </w:rPr>
-      </w:pPr>
-      <w:r>
-        <w:rPr>
-          <w:rFonts w:ascii="Arial" w:eastAsia="Times New Roman" w:hAnsi="Arial" w:cs="Arial"/>
-          <w:b/>
-          <w:bCs/>
-          <w:color w:val="1F1F1F"/>
-          <w:kern w:val="0"/>
-          <w:sz w:val="36"/>
-          <w:szCs w:val="36"/>
-          <w:bdr w:val="none" w:sz="0" w:space="0" w:color="auto" w:frame="1"/>
-          <w14:ligatures w14:val="none"/>
-        </w:rPr>
-        <w:t>Answer:</w:t>
+          <w:color w:val="1F1F1F"/>
+          <w:kern w:val="0"/>
+          <w:bdr w:val="none" w:sz="0" w:space="0" w:color="auto" w:frame="1"/>
+          <w14:ligatures w14:val="none"/>
+        </w:rPr>
+        <w:t>If asked (technical detail):</w:t>
       </w:r>
     </w:p>
     <w:p>
@@ -2199,7 +2825,81 @@
           <w:bdr w:val="none" w:sz="0" w:space="0" w:color="auto" w:frame="1"/>
           <w14:ligatures w14:val="none"/>
         </w:rPr>
-        <w:t>Even after GARCH lets the variance move, the standardised residuals of the Gaussian model are still fat-tailed, as the Q-Q plot shows.</w:t>
+        <w:t>ν = 2 + exp(θν); posterior mean ν ≈ 7.4 (90% interval 5.2–10.2). ELBO +10.7 and test log-likelihood +11.8 versus Gaussian.</w:t>
+      </w:r>
+    </w:p>
+    <w:p>
+      <w:pPr>
+        <w:spacing w:after="120" w:line="240" w:lineRule="auto"/>
+        <w:rPr>
+          <w:rFonts w:ascii="Arial" w:eastAsia="Times New Roman" w:hAnsi="Arial" w:cs="Arial"/>
+          <w:color w:val="1F1F1F"/>
+          <w:kern w:val="0"/>
+          <w14:ligatures w14:val="none"/>
+        </w:rPr>
+      </w:pPr>
+    </w:p>
+    <w:p>
+      <w:pPr>
+        <w:spacing w:after="0" w:line="240" w:lineRule="auto"/>
+        <w:outlineLvl w:val="1"/>
+        <w:rPr>
+          <w:rFonts w:ascii="Arial" w:eastAsia="Times New Roman" w:hAnsi="Arial" w:cs="Arial"/>
+          <w:b/>
+          <w:bCs/>
+          <w:color w:val="1F1F1F"/>
+          <w:kern w:val="0"/>
+          <w:sz w:val="36"/>
+          <w:szCs w:val="36"/>
+          <w14:ligatures w14:val="none"/>
+        </w:rPr>
+      </w:pPr>
+      <w:r>
+        <w:rPr>
+          <w:rFonts w:ascii="Arial" w:eastAsia="Times New Roman" w:hAnsi="Arial" w:cs="Arial"/>
+          <w:b/>
+          <w:bCs/>
+          <w:color w:val="1F1F1F"/>
+          <w:kern w:val="0"/>
+          <w:sz w:val="36"/>
+          <w:szCs w:val="36"/>
+          <w:bdr w:val="none" w:sz="0" w:space="0" w:color="auto" w:frame="1"/>
+          <w14:ligatures w14:val="none"/>
+        </w:rPr>
+        <w:t>Slide 15: Is Microsoft a Fluke?</w:t>
+      </w:r>
+    </w:p>
+    <w:p>
+      <w:pPr>
+        <w:spacing w:after="0" w:line="240" w:lineRule="auto"/>
+        <w:rPr>
+          <w:rFonts w:ascii="Arial" w:eastAsia="Times New Roman" w:hAnsi="Arial" w:cs="Arial"/>
+          <w:color w:val="1F1F1F"/>
+          <w:kern w:val="0"/>
+          <w14:ligatures w14:val="none"/>
+        </w:rPr>
+      </w:pPr>
+      <w:r>
+        <w:rPr>
+          <w:rFonts w:ascii="Arial" w:eastAsia="Times New Roman" w:hAnsi="Arial" w:cs="Arial"/>
+          <w:b/>
+          <w:color w:val="1F1F1F"/>
+          <w:kern w:val="0"/>
+          <w:bdr w:val="none" w:sz="0" w:space="0" w:color="auto" w:frame="1"/>
+          <w14:ligatures w14:val="none"/>
+        </w:rPr>
+        <w:t xml:space="preserve">Key message: </w:t>
+      </w:r>
+      <w:r>
+        <w:rPr>
+          <w:rFonts w:ascii="Arial" w:eastAsia="Times New Roman" w:hAnsi="Arial" w:cs="Arial"/>
+          <w:b w:val="0"/>
+          <w:color w:val="1F1F1F"/>
+          <w:kern w:val="0"/>
+          <w:bdr w:val="none" w:sz="0" w:space="0" w:color="auto" w:frame="1"/>
+          <w14:ligatures w14:val="none"/>
+        </w:rPr>
+        <w:t>Repeating the test on 28 large US companies gives the same answer.</w:t>
       </w:r>
     </w:p>
     <w:p>
@@ -2225,7 +2925,7 @@
           <w:bdr w:val="none" w:sz="0" w:space="0" w:color="auto" w:frame="1"/>
           <w14:ligatures w14:val="none"/>
         </w:rPr>
-        <w:t>The Student-t adds one parameter, ν ≈ 7, and improves both the ELBO and the out-of-sample log-likelihood by more than 10 units.</w:t>
+        <w:t>To make sure Microsoft wasn’t a special case, I ran the same comparison on the Dow Jones companies, with no re-tuning for any of them.</w:t>
       </w:r>
     </w:p>
     <w:p>
@@ -2251,121 +2951,7 @@
           <w:bdr w:val="none" w:sz="0" w:space="0" w:color="auto" w:frame="1"/>
           <w14:ligatures w14:val="none"/>
         </w:rPr>
-        <w:t>The MAP penalty in my first draft added 0.1 × Σμ² on top of the KL term, so the prior was counted twice and the ‘lower loss’ was not an ELBO. The KL term already regularises, so I removed the penalty and compared the models on valid criteria.</w:t>
-      </w:r>
-    </w:p>
-    <w:p>
-      <w:pPr>
-        <w:spacing w:after="120" w:line="240" w:lineRule="auto"/>
-        <w:rPr>
-          <w:rFonts w:ascii="Arial" w:eastAsia="Times New Roman" w:hAnsi="Arial" w:cs="Arial"/>
-          <w:color w:val="1F1F1F"/>
-          <w:kern w:val="0"/>
-          <w14:ligatures w14:val="none"/>
-        </w:rPr>
-      </w:pPr>
-    </w:p>
-    <w:p>
-      <w:pPr>
-        <w:spacing w:after="0" w:line="240" w:lineRule="auto"/>
-        <w:outlineLvl w:val="1"/>
-        <w:rPr>
-          <w:rFonts w:ascii="Arial" w:eastAsia="Times New Roman" w:hAnsi="Arial" w:cs="Arial"/>
-          <w:b/>
-          <w:bCs/>
-          <w:color w:val="1F1F1F"/>
-          <w:kern w:val="0"/>
-          <w:sz w:val="36"/>
-          <w:szCs w:val="36"/>
-          <w14:ligatures w14:val="none"/>
-        </w:rPr>
-      </w:pPr>
-      <w:r>
-        <w:rPr>
-          <w:rFonts w:ascii="Arial" w:eastAsia="Times New Roman" w:hAnsi="Arial" w:cs="Arial"/>
-          <w:b/>
-          <w:bCs/>
-          <w:color w:val="1F1F1F"/>
-          <w:kern w:val="0"/>
-          <w:sz w:val="36"/>
-          <w:szCs w:val="36"/>
-          <w:bdr w:val="none" w:sz="0" w:space="0" w:color="auto" w:frame="1"/>
-          <w14:ligatures w14:val="none"/>
-        </w:rPr>
-        <w:t>Question 2: If VI is not faster here, why use it?</w:t>
-      </w:r>
-    </w:p>
-    <w:p>
-      <w:pPr>
-        <w:spacing w:after="0" w:line="240" w:lineRule="auto"/>
-        <w:outlineLvl w:val="1"/>
-        <w:rPr>
-          <w:rFonts w:ascii="Arial" w:eastAsia="Times New Roman" w:hAnsi="Arial" w:cs="Arial"/>
-          <w:b/>
-          <w:bCs/>
-          <w:color w:val="1F1F1F"/>
-          <w:kern w:val="0"/>
-          <w:sz w:val="36"/>
-          <w:szCs w:val="36"/>
-          <w14:ligatures w14:val="none"/>
-        </w:rPr>
-      </w:pPr>
-      <w:r>
-        <w:rPr>
-          <w:rFonts w:ascii="Arial" w:eastAsia="Times New Roman" w:hAnsi="Arial" w:cs="Arial"/>
-          <w:b/>
-          <w:bCs/>
-          <w:color w:val="1F1F1F"/>
-          <w:kern w:val="0"/>
-          <w:sz w:val="36"/>
-          <w:szCs w:val="36"/>
-          <w:bdr w:val="none" w:sz="0" w:space="0" w:color="auto" w:frame="1"/>
-          <w14:ligatures w14:val="none"/>
-        </w:rPr>
-        <w:t xml:space="preserve">Question: </w:t>
-      </w:r>
-      <w:r>
-        <w:rPr>
-          <w:rFonts w:ascii="Arial" w:eastAsia="Times New Roman" w:hAnsi="Arial" w:cs="Arial"/>
-          <w:bCs/>
-          <w:color w:val="1F1F1F"/>
-          <w:kern w:val="0"/>
-          <w:sz w:val="36"/>
-          <w:szCs w:val="36"/>
-          <w:bdr w:val="none" w:sz="0" w:space="0" w:color="auto" w:frame="1"/>
-          <w14:ligatures w14:val="none"/>
-        </w:rPr>
-        <w:t>“Your MCMC was faster than VI. Doesn’t that undermine the case for VI?”</w:t>
-      </w:r>
-    </w:p>
-    <w:p>
-      <w:pPr>
-        <w:spacing w:after="0" w:line="240" w:lineRule="auto"/>
-        <w:outlineLvl w:val="1"/>
-        <w:rPr>
-          <w:rFonts w:ascii="Arial" w:eastAsia="Times New Roman" w:hAnsi="Arial" w:cs="Arial"/>
-          <w:b/>
-          <w:bCs/>
-          <w:color w:val="1F1F1F"/>
-          <w:kern w:val="0"/>
-          <w:sz w:val="36"/>
-          <w:szCs w:val="36"/>
-          <w14:ligatures w14:val="none"/>
-        </w:rPr>
-      </w:pPr>
-      <w:r>
-        <w:rPr>
-          <w:rFonts w:ascii="Arial" w:eastAsia="Times New Roman" w:hAnsi="Arial" w:cs="Arial"/>
-          <w:b/>
-          <w:bCs/>
-          <w:color w:val="1F1F1F"/>
-          <w:kern w:val="0"/>
-          <w:sz w:val="36"/>
-          <w:szCs w:val="36"/>
-          <w:bdr w:val="none" w:sz="0" w:space="0" w:color="auto" w:frame="1"/>
-          <w14:ligatures w14:val="none"/>
-        </w:rPr>
-        <w:t>Answer:</w:t>
+        <w:t>Two were dropped because their price history was incomplete: Dow Inc. only listed in 2019, and Walgreens went private.</w:t>
       </w:r>
     </w:p>
     <w:p>
@@ -2391,7 +2977,29 @@
           <w:bdr w:val="none" w:sz="0" w:space="0" w:color="auto" w:frame="1"/>
           <w14:ligatures w14:val="none"/>
         </w:rPr>
-        <w:t>For three parameters, no method is slow, and a random-walk sampler with a Hessian-tuned proposal is very efficient.</w:t>
+        <w:t>Across the other 28, the methods’ forecasts differ by about 0.1–0.3% on average, the same picture as the paper’s study of 488 stocks.</w:t>
+      </w:r>
+    </w:p>
+    <w:p>
+      <w:pPr>
+        <w:spacing w:after="0" w:line="240" w:lineRule="auto"/>
+        <w:rPr>
+          <w:rFonts w:ascii="Arial" w:eastAsia="Times New Roman" w:hAnsi="Arial" w:cs="Arial"/>
+          <w:color w:val="1F1F1F"/>
+          <w:kern w:val="0"/>
+          <w14:ligatures w14:val="none"/>
+        </w:rPr>
+      </w:pPr>
+      <w:r>
+        <w:rPr>
+          <w:rFonts w:ascii="Arial" w:eastAsia="Times New Roman" w:hAnsi="Arial" w:cs="Arial"/>
+          <w:b/>
+          <w:color w:val="1F1F1F"/>
+          <w:kern w:val="0"/>
+          <w:bdr w:val="none" w:sz="0" w:space="0" w:color="auto" w:frame="1"/>
+          <w14:ligatures w14:val="none"/>
+        </w:rPr>
+        <w:t>If asked (technical detail):</w:t>
       </w:r>
     </w:p>
     <w:p>
@@ -2417,7 +3025,81 @@
           <w:bdr w:val="none" w:sz="0" w:space="0" w:color="auto" w:frame="1"/>
           <w14:ligatures w14:val="none"/>
         </w:rPr>
-        <w:t>My MCMC needed a mode search and a Hessian to tune, while VI used identical hyperparameters for all 28 stocks with no tuning.</w:t>
+        <w:t>Mean % deviation from QML on test NLL: MCMC +0.12, BBVI +0.14; QML has the lowest training NLL for 100% of stocks, as expected.</w:t>
+      </w:r>
+    </w:p>
+    <w:p>
+      <w:pPr>
+        <w:spacing w:after="120" w:line="240" w:lineRule="auto"/>
+        <w:rPr>
+          <w:rFonts w:ascii="Arial" w:eastAsia="Times New Roman" w:hAnsi="Arial" w:cs="Arial"/>
+          <w:color w:val="1F1F1F"/>
+          <w:kern w:val="0"/>
+          <w14:ligatures w14:val="none"/>
+        </w:rPr>
+      </w:pPr>
+    </w:p>
+    <w:p>
+      <w:pPr>
+        <w:spacing w:after="0" w:line="240" w:lineRule="auto"/>
+        <w:outlineLvl w:val="1"/>
+        <w:rPr>
+          <w:rFonts w:ascii="Arial" w:eastAsia="Times New Roman" w:hAnsi="Arial" w:cs="Arial"/>
+          <w:b/>
+          <w:bCs/>
+          <w:color w:val="1F1F1F"/>
+          <w:kern w:val="0"/>
+          <w:sz w:val="36"/>
+          <w:szCs w:val="36"/>
+          <w14:ligatures w14:val="none"/>
+        </w:rPr>
+      </w:pPr>
+      <w:r>
+        <w:rPr>
+          <w:rFonts w:ascii="Arial" w:eastAsia="Times New Roman" w:hAnsi="Arial" w:cs="Arial"/>
+          <w:b/>
+          <w:bCs/>
+          <w:color w:val="1F1F1F"/>
+          <w:kern w:val="0"/>
+          <w:sz w:val="36"/>
+          <w:szCs w:val="36"/>
+          <w:bdr w:val="none" w:sz="0" w:space="0" w:color="auto" w:frame="1"/>
+          <w14:ligatures w14:val="none"/>
+        </w:rPr>
+        <w:t>Slide 16: Summary</w:t>
+      </w:r>
+    </w:p>
+    <w:p>
+      <w:pPr>
+        <w:spacing w:after="0" w:line="240" w:lineRule="auto"/>
+        <w:rPr>
+          <w:rFonts w:ascii="Arial" w:eastAsia="Times New Roman" w:hAnsi="Arial" w:cs="Arial"/>
+          <w:color w:val="1F1F1F"/>
+          <w:kern w:val="0"/>
+          <w14:ligatures w14:val="none"/>
+        </w:rPr>
+      </w:pPr>
+      <w:r>
+        <w:rPr>
+          <w:rFonts w:ascii="Arial" w:eastAsia="Times New Roman" w:hAnsi="Arial" w:cs="Arial"/>
+          <w:b/>
+          <w:color w:val="1F1F1F"/>
+          <w:kern w:val="0"/>
+          <w:bdr w:val="none" w:sz="0" w:space="0" w:color="auto" w:frame="1"/>
+          <w14:ligatures w14:val="none"/>
+        </w:rPr>
+        <w:t xml:space="preserve">Key message: </w:t>
+      </w:r>
+      <w:r>
+        <w:rPr>
+          <w:rFonts w:ascii="Arial" w:eastAsia="Times New Roman" w:hAnsi="Arial" w:cs="Arial"/>
+          <w:b w:val="0"/>
+          <w:color w:val="1F1F1F"/>
+          <w:kern w:val="0"/>
+          <w:bdr w:val="none" w:sz="0" w:space="0" w:color="auto" w:frame="1"/>
+          <w14:ligatures w14:val="none"/>
+        </w:rPr>
+        <w:t>VI is an accurate shortcut for Bayesian volatility forecasting, provided you use the full version.</w:t>
       </w:r>
     </w:p>
     <w:p>
@@ -2443,121 +3125,7 @@
           <w:bdr w:val="none" w:sz="0" w:space="0" w:color="auto" w:frame="1"/>
           <w14:ligatures w14:val="none"/>
         </w:rPr>
-        <w:t>The case for VI is scalability and convenience: one convergence curve, an analytical posterior, and good behaviour in high dimensions, for example in multivariate GARCH, where random-walk MCMC mixes poorly. The key accuracy result, parity with MCMC, still holds.</w:t>
-      </w:r>
-    </w:p>
-    <w:p>
-      <w:pPr>
-        <w:spacing w:after="120" w:line="240" w:lineRule="auto"/>
-        <w:rPr>
-          <w:rFonts w:ascii="Arial" w:eastAsia="Times New Roman" w:hAnsi="Arial" w:cs="Arial"/>
-          <w:color w:val="1F1F1F"/>
-          <w:kern w:val="0"/>
-          <w14:ligatures w14:val="none"/>
-        </w:rPr>
-      </w:pPr>
-    </w:p>
-    <w:p>
-      <w:pPr>
-        <w:spacing w:after="0" w:line="240" w:lineRule="auto"/>
-        <w:outlineLvl w:val="1"/>
-        <w:rPr>
-          <w:rFonts w:ascii="Arial" w:eastAsia="Times New Roman" w:hAnsi="Arial" w:cs="Arial"/>
-          <w:b/>
-          <w:bCs/>
-          <w:color w:val="1F1F1F"/>
-          <w:kern w:val="0"/>
-          <w:sz w:val="36"/>
-          <w:szCs w:val="36"/>
-          <w14:ligatures w14:val="none"/>
-        </w:rPr>
-      </w:pPr>
-      <w:r>
-        <w:rPr>
-          <w:rFonts w:ascii="Arial" w:eastAsia="Times New Roman" w:hAnsi="Arial" w:cs="Arial"/>
-          <w:b/>
-          <w:bCs/>
-          <w:color w:val="1F1F1F"/>
-          <w:kern w:val="0"/>
-          <w:sz w:val="36"/>
-          <w:szCs w:val="36"/>
-          <w:bdr w:val="none" w:sz="0" w:space="0" w:color="auto" w:frame="1"/>
-          <w14:ligatures w14:val="none"/>
-        </w:rPr>
-        <w:t>Question 3: Why is diagonal BBVI over-confident?</w:t>
-      </w:r>
-    </w:p>
-    <w:p>
-      <w:pPr>
-        <w:spacing w:after="0" w:line="240" w:lineRule="auto"/>
-        <w:outlineLvl w:val="1"/>
-        <w:rPr>
-          <w:rFonts w:ascii="Arial" w:eastAsia="Times New Roman" w:hAnsi="Arial" w:cs="Arial"/>
-          <w:b/>
-          <w:bCs/>
-          <w:color w:val="1F1F1F"/>
-          <w:kern w:val="0"/>
-          <w:sz w:val="36"/>
-          <w:szCs w:val="36"/>
-          <w14:ligatures w14:val="none"/>
-        </w:rPr>
-      </w:pPr>
-      <w:r>
-        <w:rPr>
-          <w:rFonts w:ascii="Arial" w:eastAsia="Times New Roman" w:hAnsi="Arial" w:cs="Arial"/>
-          <w:b/>
-          <w:bCs/>
-          <w:color w:val="1F1F1F"/>
-          <w:kern w:val="0"/>
-          <w:sz w:val="36"/>
-          <w:szCs w:val="36"/>
-          <w:bdr w:val="none" w:sz="0" w:space="0" w:color="auto" w:frame="1"/>
-          <w14:ligatures w14:val="none"/>
-        </w:rPr>
-        <w:t xml:space="preserve">Question: </w:t>
-      </w:r>
-      <w:r>
-        <w:rPr>
-          <w:rFonts w:ascii="Arial" w:eastAsia="Times New Roman" w:hAnsi="Arial" w:cs="Arial"/>
-          <w:bCs/>
-          <w:color w:val="1F1F1F"/>
-          <w:kern w:val="0"/>
-          <w:sz w:val="36"/>
-          <w:szCs w:val="36"/>
-          <w:bdr w:val="none" w:sz="0" w:space="0" w:color="auto" w:frame="1"/>
-          <w14:ligatures w14:val="none"/>
-        </w:rPr>
-        <w:t>“Why did the diagonal BBVI underestimate the posterior uncertainty?”</w:t>
-      </w:r>
-    </w:p>
-    <w:p>
-      <w:pPr>
-        <w:spacing w:after="0" w:line="240" w:lineRule="auto"/>
-        <w:outlineLvl w:val="1"/>
-        <w:rPr>
-          <w:rFonts w:ascii="Arial" w:eastAsia="Times New Roman" w:hAnsi="Arial" w:cs="Arial"/>
-          <w:b/>
-          <w:bCs/>
-          <w:color w:val="1F1F1F"/>
-          <w:kern w:val="0"/>
-          <w:sz w:val="36"/>
-          <w:szCs w:val="36"/>
-          <w14:ligatures w14:val="none"/>
-        </w:rPr>
-      </w:pPr>
-      <w:r>
-        <w:rPr>
-          <w:rFonts w:ascii="Arial" w:eastAsia="Times New Roman" w:hAnsi="Arial" w:cs="Arial"/>
-          <w:b/>
-          <w:bCs/>
-          <w:color w:val="1F1F1F"/>
-          <w:kern w:val="0"/>
-          <w:sz w:val="36"/>
-          <w:szCs w:val="36"/>
-          <w:bdr w:val="none" w:sz="0" w:space="0" w:color="auto" w:frame="1"/>
-          <w14:ligatures w14:val="none"/>
-        </w:rPr>
-        <w:t>Answer:</w:t>
+        <w:t>One: our results match the published paper.</w:t>
       </w:r>
     </w:p>
     <w:p>
@@ -2583,7 +3151,7 @@
           <w:bdr w:val="none" w:sz="0" w:space="0" w:color="auto" w:frame="1"/>
           <w14:ligatures w14:val="none"/>
         </w:rPr>
-        <w:t>GARCH parameters are strongly correlated in the posterior: more reaction to shocks requires less persistence.</w:t>
+        <w:t>Two: VI forecasts are as accurate as the trusted methods, and the full version also gets the uncertainty right.</w:t>
       </w:r>
     </w:p>
     <w:p>
@@ -2609,7 +3177,7 @@
           <w:bdr w:val="none" w:sz="0" w:space="0" w:color="auto" w:frame="1"/>
           <w14:ligatures w14:val="none"/>
         </w:rPr>
-        <w:t>A diagonal Gaussian cannot represent that correlation, and minimising KL(q‖p) then shrinks q towards the narrow directions of the posterior.</w:t>
+        <w:t>Three: allowing for crash days improves the model. For a small model like this, VI isn’t faster; its pay-off comes with bigger models.</w:t>
       </w:r>
     </w:p>
     <w:p>
@@ -2635,7 +3203,651 @@
           <w:bdr w:val="none" w:sz="0" w:space="0" w:color="auto" w:frame="1"/>
           <w14:ligatures w14:val="none"/>
         </w:rPr>
-        <w:t>The full-covariance version fixes this and matches MCMC, which is exactly what the paper shows with its MGVB and EMGVB optimisers.</w:t>
+        <w:t>Thank you. I’m happy to take questions.</w:t>
+      </w:r>
+    </w:p>
+    <w:p>
+      <w:pPr>
+        <w:spacing w:after="0" w:line="240" w:lineRule="auto"/>
+        <w:rPr>
+          <w:rFonts w:ascii="Arial" w:eastAsia="Times New Roman" w:hAnsi="Arial" w:cs="Arial"/>
+          <w:color w:val="1F1F1F"/>
+          <w:kern w:val="0"/>
+          <w14:ligatures w14:val="none"/>
+        </w:rPr>
+      </w:pPr>
+      <w:r>
+        <w:rPr>
+          <w:rFonts w:ascii="Arial" w:eastAsia="Times New Roman" w:hAnsi="Arial" w:cs="Arial"/>
+          <w:b/>
+          <w:color w:val="1F1F1F"/>
+          <w:kern w:val="0"/>
+          <w:bdr w:val="none" w:sz="0" w:space="0" w:color="auto" w:frame="1"/>
+          <w14:ligatures w14:val="none"/>
+        </w:rPr>
+        <w:t>If asked (technical detail):</w:t>
+      </w:r>
+    </w:p>
+    <w:p>
+      <w:pPr>
+        <w:pStyle w:val="ListParagraph"/>
+        <w:numPr>
+          <w:ilvl w:val="0"/>
+          <w:numId w:val="13"/>
+        </w:numPr>
+        <w:spacing w:after="0" w:line="240" w:lineRule="auto"/>
+        <w:rPr>
+          <w:rFonts w:ascii="Arial" w:eastAsia="Times New Roman" w:hAnsi="Arial" w:cs="Arial"/>
+          <w:color w:val="1F1F1F"/>
+          <w:kern w:val="0"/>
+          <w14:ligatures w14:val="none"/>
+        </w:rPr>
+      </w:pPr>
+      <w:r>
+        <w:rPr>
+          <w:rFonts w:ascii="Arial" w:eastAsia="Times New Roman" w:hAnsi="Arial" w:cs="Arial"/>
+          <w:color w:val="1F1F1F"/>
+          <w:kern w:val="0"/>
+          <w:bdr w:val="none" w:sz="0" w:space="0" w:color="auto" w:frame="1"/>
+          <w14:ligatures w14:val="none"/>
+        </w:rPr>
+        <w:t>Next steps: other GARCH variants (GJR, EGARCH, FIGARCH), the paper’s natural-gradient optimisers, and intraday data for a sharper measure of true volatility.</w:t>
+      </w:r>
+    </w:p>
+    <w:p>
+      <w:pPr>
+        <w:spacing w:after="120" w:line="240" w:lineRule="auto"/>
+        <w:rPr>
+          <w:rFonts w:ascii="Arial" w:eastAsia="Times New Roman" w:hAnsi="Arial" w:cs="Arial"/>
+          <w:color w:val="1F1F1F"/>
+          <w:kern w:val="0"/>
+          <w14:ligatures w14:val="none"/>
+        </w:rPr>
+      </w:pPr>
+    </w:p>
+    <w:p>
+      <w:pPr>
+        <w:spacing w:after="0" w:line="240" w:lineRule="auto"/>
+        <w:outlineLvl w:val="1"/>
+        <w:rPr>
+          <w:rFonts w:ascii="Arial" w:eastAsia="Times New Roman" w:hAnsi="Arial" w:cs="Arial"/>
+          <w:b/>
+          <w:bCs/>
+          <w:color w:val="1F1F1F"/>
+          <w:kern w:val="0"/>
+          <w:sz w:val="36"/>
+          <w:szCs w:val="36"/>
+          <w14:ligatures w14:val="none"/>
+        </w:rPr>
+      </w:pPr>
+      <w:r>
+        <w:rPr>
+          <w:rFonts w:ascii="Arial" w:eastAsia="Times New Roman" w:hAnsi="Arial" w:cs="Arial"/>
+          <w:b/>
+          <w:bCs/>
+          <w:color w:val="1F1F1F"/>
+          <w:kern w:val="0"/>
+          <w:sz w:val="36"/>
+          <w:szCs w:val="36"/>
+          <w:bdr w:val="none" w:sz="0" w:space="0" w:color="auto" w:frame="1"/>
+          <w14:ligatures w14:val="none"/>
+        </w:rPr>
+        <w:t>Slide 17: Jargon Buster (backup)</w:t>
+      </w:r>
+    </w:p>
+    <w:p>
+      <w:pPr>
+        <w:spacing w:after="0" w:line="240" w:lineRule="auto"/>
+        <w:rPr>
+          <w:rFonts w:ascii="Arial" w:eastAsia="Times New Roman" w:hAnsi="Arial" w:cs="Arial"/>
+          <w:color w:val="1F1F1F"/>
+          <w:kern w:val="0"/>
+          <w14:ligatures w14:val="none"/>
+        </w:rPr>
+      </w:pPr>
+      <w:r>
+        <w:rPr>
+          <w:rFonts w:ascii="Arial" w:eastAsia="Times New Roman" w:hAnsi="Arial" w:cs="Arial"/>
+          <w:b/>
+          <w:color w:val="1F1F1F"/>
+          <w:kern w:val="0"/>
+          <w:bdr w:val="none" w:sz="0" w:space="0" w:color="auto" w:frame="1"/>
+          <w14:ligatures w14:val="none"/>
+        </w:rPr>
+        <w:t xml:space="preserve">Key message: </w:t>
+      </w:r>
+      <w:r>
+        <w:rPr>
+          <w:rFonts w:ascii="Arial" w:eastAsia="Times New Roman" w:hAnsi="Arial" w:cs="Arial"/>
+          <w:b w:val="0"/>
+          <w:color w:val="1F1F1F"/>
+          <w:kern w:val="0"/>
+          <w:bdr w:val="none" w:sz="0" w:space="0" w:color="auto" w:frame="1"/>
+          <w14:ligatures w14:val="none"/>
+        </w:rPr>
+        <w:t>Use this slide if anyone asks what a term means.</w:t>
+      </w:r>
+    </w:p>
+    <w:p>
+      <w:pPr>
+        <w:pStyle w:val="ListParagraph"/>
+        <w:numPr>
+          <w:ilvl w:val="0"/>
+          <w:numId w:val="13"/>
+        </w:numPr>
+        <w:spacing w:after="0" w:line="240" w:lineRule="auto"/>
+        <w:rPr>
+          <w:rFonts w:ascii="Arial" w:eastAsia="Times New Roman" w:hAnsi="Arial" w:cs="Arial"/>
+          <w:color w:val="1F1F1F"/>
+          <w:kern w:val="0"/>
+          <w14:ligatures w14:val="none"/>
+        </w:rPr>
+      </w:pPr>
+      <w:r>
+        <w:rPr>
+          <w:rFonts w:ascii="Arial" w:eastAsia="Times New Roman" w:hAnsi="Arial" w:cs="Arial"/>
+          <w:color w:val="1F1F1F"/>
+          <w:kern w:val="0"/>
+          <w:bdr w:val="none" w:sz="0" w:space="0" w:color="auto" w:frame="1"/>
+          <w14:ligatures w14:val="none"/>
+        </w:rPr>
+        <w:t>No need to present this slide; keep it as a reference during questions.</w:t>
+      </w:r>
+    </w:p>
+    <w:p>
+      <w:pPr>
+        <w:spacing w:after="120" w:line="240" w:lineRule="auto"/>
+        <w:rPr>
+          <w:rFonts w:ascii="Arial" w:eastAsia="Times New Roman" w:hAnsi="Arial" w:cs="Arial"/>
+          <w:color w:val="1F1F1F"/>
+          <w:kern w:val="0"/>
+          <w14:ligatures w14:val="none"/>
+        </w:rPr>
+      </w:pPr>
+    </w:p>
+    <w:p>
+      <w:pPr>
+        <w:spacing w:after="0" w:line="240" w:lineRule="auto"/>
+        <w:outlineLvl w:val="1"/>
+        <w:rPr>
+          <w:rFonts w:ascii="Arial" w:eastAsia="Times New Roman" w:hAnsi="Arial" w:cs="Arial"/>
+          <w:b/>
+          <w:bCs/>
+          <w:color w:val="1F1F1F"/>
+          <w:kern w:val="0"/>
+          <w:sz w:val="36"/>
+          <w:szCs w:val="36"/>
+          <w14:ligatures w14:val="none"/>
+        </w:rPr>
+      </w:pPr>
+      <w:r>
+        <w:rPr>
+          <w:rFonts w:ascii="Arial" w:eastAsia="Times New Roman" w:hAnsi="Arial" w:cs="Arial"/>
+          <w:b/>
+          <w:bCs/>
+          <w:color w:val="1F1F1F"/>
+          <w:kern w:val="0"/>
+          <w:sz w:val="36"/>
+          <w:szCs w:val="36"/>
+          <w:bdr w:val="none" w:sz="0" w:space="0" w:color="auto" w:frame="1"/>
+          <w14:ligatures w14:val="none"/>
+        </w:rPr>
+        <w:t>Question 1: Why switch to Student-t, and what happened to the MAP regularisation?</w:t>
+      </w:r>
+    </w:p>
+    <w:p>
+      <w:pPr>
+        <w:spacing w:after="0" w:line="240" w:lineRule="auto"/>
+        <w:rPr>
+          <w:rFonts w:ascii="Arial" w:eastAsia="Times New Roman" w:hAnsi="Arial" w:cs="Arial"/>
+          <w:color w:val="1F1F1F"/>
+          <w:kern w:val="0"/>
+          <w14:ligatures w14:val="none"/>
+        </w:rPr>
+      </w:pPr>
+      <w:r>
+        <w:rPr>
+          <w:rFonts w:ascii="Arial" w:eastAsia="Times New Roman" w:hAnsi="Arial" w:cs="Arial"/>
+          <w:b/>
+          <w:color w:val="1F1F1F"/>
+          <w:kern w:val="0"/>
+          <w:bdr w:val="none" w:sz="0" w:space="0" w:color="auto" w:frame="1"/>
+          <w14:ligatures w14:val="none"/>
+        </w:rPr>
+        <w:t xml:space="preserve">Question: </w:t>
+      </w:r>
+      <w:r>
+        <w:rPr>
+          <w:rFonts w:ascii="Arial" w:eastAsia="Times New Roman" w:hAnsi="Arial" w:cs="Arial"/>
+          <w:b w:val="0"/>
+          <w:color w:val="1F1F1F"/>
+          <w:kern w:val="0"/>
+          <w:bdr w:val="none" w:sz="0" w:space="0" w:color="auto" w:frame="1"/>
+          <w14:ligatures w14:val="none"/>
+        </w:rPr>
+        <w:t>“Why did you move from a Gaussian baseline to Student-t innovations, and why was the MAP penalty removed?”</w:t>
+      </w:r>
+    </w:p>
+    <w:p>
+      <w:pPr>
+        <w:spacing w:after="0" w:line="240" w:lineRule="auto"/>
+        <w:rPr>
+          <w:rFonts w:ascii="Arial" w:eastAsia="Times New Roman" w:hAnsi="Arial" w:cs="Arial"/>
+          <w:color w:val="1F1F1F"/>
+          <w:kern w:val="0"/>
+          <w14:ligatures w14:val="none"/>
+        </w:rPr>
+      </w:pPr>
+      <w:r>
+        <w:rPr>
+          <w:rFonts w:ascii="Arial" w:eastAsia="Times New Roman" w:hAnsi="Arial" w:cs="Arial"/>
+          <w:b/>
+          <w:color w:val="1F1F1F"/>
+          <w:kern w:val="0"/>
+          <w:bdr w:val="none" w:sz="0" w:space="0" w:color="auto" w:frame="1"/>
+          <w14:ligatures w14:val="none"/>
+        </w:rPr>
+        <w:t>Answer:</w:t>
+      </w:r>
+    </w:p>
+    <w:p>
+      <w:pPr>
+        <w:pStyle w:val="ListParagraph"/>
+        <w:numPr>
+          <w:ilvl w:val="0"/>
+          <w:numId w:val="13"/>
+        </w:numPr>
+        <w:spacing w:after="0" w:line="240" w:lineRule="auto"/>
+        <w:rPr>
+          <w:rFonts w:ascii="Arial" w:eastAsia="Times New Roman" w:hAnsi="Arial" w:cs="Arial"/>
+          <w:color w:val="1F1F1F"/>
+          <w:kern w:val="0"/>
+          <w14:ligatures w14:val="none"/>
+        </w:rPr>
+      </w:pPr>
+      <w:r>
+        <w:rPr>
+          <w:rFonts w:ascii="Arial" w:eastAsia="Times New Roman" w:hAnsi="Arial" w:cs="Arial"/>
+          <w:color w:val="1F1F1F"/>
+          <w:kern w:val="0"/>
+          <w:bdr w:val="none" w:sz="0" w:space="0" w:color="auto" w:frame="1"/>
+          <w14:ligatures w14:val="none"/>
+        </w:rPr>
+        <w:t>In plain terms: real markets have more crash days than a bell curve allows, and the Student-t model expects them. It scores better on both the fit score and the unseen data, by more than 10 points each.</w:t>
+      </w:r>
+    </w:p>
+    <w:p>
+      <w:pPr>
+        <w:pStyle w:val="ListParagraph"/>
+        <w:numPr>
+          <w:ilvl w:val="0"/>
+          <w:numId w:val="13"/>
+        </w:numPr>
+        <w:spacing w:after="0" w:line="240" w:lineRule="auto"/>
+        <w:rPr>
+          <w:rFonts w:ascii="Arial" w:eastAsia="Times New Roman" w:hAnsi="Arial" w:cs="Arial"/>
+          <w:color w:val="1F1F1F"/>
+          <w:kern w:val="0"/>
+          <w14:ligatures w14:val="none"/>
+        </w:rPr>
+      </w:pPr>
+      <w:r>
+        <w:rPr>
+          <w:rFonts w:ascii="Arial" w:eastAsia="Times New Roman" w:hAnsi="Arial" w:cs="Arial"/>
+          <w:color w:val="1F1F1F"/>
+          <w:kern w:val="0"/>
+          <w:bdr w:val="none" w:sz="0" w:space="0" w:color="auto" w:frame="1"/>
+          <w14:ligatures w14:val="none"/>
+        </w:rPr>
+        <w:t>The MAP penalty in my first draft added an extra penalty on top of one that was already in the objective, so our starting beliefs were counted twice and the scores were no longer comparable. Removing it makes the comparison fair.</w:t>
+      </w:r>
+    </w:p>
+    <w:p>
+      <w:pPr>
+        <w:spacing w:after="120" w:line="240" w:lineRule="auto"/>
+        <w:rPr>
+          <w:rFonts w:ascii="Arial" w:eastAsia="Times New Roman" w:hAnsi="Arial" w:cs="Arial"/>
+          <w:color w:val="1F1F1F"/>
+          <w:kern w:val="0"/>
+          <w14:ligatures w14:val="none"/>
+        </w:rPr>
+      </w:pPr>
+    </w:p>
+    <w:p>
+      <w:pPr>
+        <w:spacing w:after="0" w:line="240" w:lineRule="auto"/>
+        <w:outlineLvl w:val="1"/>
+        <w:rPr>
+          <w:rFonts w:ascii="Arial" w:eastAsia="Times New Roman" w:hAnsi="Arial" w:cs="Arial"/>
+          <w:b/>
+          <w:bCs/>
+          <w:color w:val="1F1F1F"/>
+          <w:kern w:val="0"/>
+          <w:sz w:val="36"/>
+          <w:szCs w:val="36"/>
+          <w14:ligatures w14:val="none"/>
+        </w:rPr>
+      </w:pPr>
+      <w:r>
+        <w:rPr>
+          <w:rFonts w:ascii="Arial" w:eastAsia="Times New Roman" w:hAnsi="Arial" w:cs="Arial"/>
+          <w:b/>
+          <w:bCs/>
+          <w:color w:val="1F1F1F"/>
+          <w:kern w:val="0"/>
+          <w:sz w:val="36"/>
+          <w:szCs w:val="36"/>
+          <w:bdr w:val="none" w:sz="0" w:space="0" w:color="auto" w:frame="1"/>
+          <w14:ligatures w14:val="none"/>
+        </w:rPr>
+        <w:t>Question 2: If VI is not faster here, why use it?</w:t>
+      </w:r>
+    </w:p>
+    <w:p>
+      <w:pPr>
+        <w:spacing w:after="0" w:line="240" w:lineRule="auto"/>
+        <w:rPr>
+          <w:rFonts w:ascii="Arial" w:eastAsia="Times New Roman" w:hAnsi="Arial" w:cs="Arial"/>
+          <w:color w:val="1F1F1F"/>
+          <w:kern w:val="0"/>
+          <w14:ligatures w14:val="none"/>
+        </w:rPr>
+      </w:pPr>
+      <w:r>
+        <w:rPr>
+          <w:rFonts w:ascii="Arial" w:eastAsia="Times New Roman" w:hAnsi="Arial" w:cs="Arial"/>
+          <w:b/>
+          <w:color w:val="1F1F1F"/>
+          <w:kern w:val="0"/>
+          <w:bdr w:val="none" w:sz="0" w:space="0" w:color="auto" w:frame="1"/>
+          <w14:ligatures w14:val="none"/>
+        </w:rPr>
+        <w:t xml:space="preserve">Question: </w:t>
+      </w:r>
+      <w:r>
+        <w:rPr>
+          <w:rFonts w:ascii="Arial" w:eastAsia="Times New Roman" w:hAnsi="Arial" w:cs="Arial"/>
+          <w:b w:val="0"/>
+          <w:color w:val="1F1F1F"/>
+          <w:kern w:val="0"/>
+          <w:bdr w:val="none" w:sz="0" w:space="0" w:color="auto" w:frame="1"/>
+          <w14:ligatures w14:val="none"/>
+        </w:rPr>
+        <w:t>“Your MCMC was faster than VI. Doesn’t that undermine the case for VI?”</w:t>
+      </w:r>
+    </w:p>
+    <w:p>
+      <w:pPr>
+        <w:spacing w:after="0" w:line="240" w:lineRule="auto"/>
+        <w:rPr>
+          <w:rFonts w:ascii="Arial" w:eastAsia="Times New Roman" w:hAnsi="Arial" w:cs="Arial"/>
+          <w:color w:val="1F1F1F"/>
+          <w:kern w:val="0"/>
+          <w14:ligatures w14:val="none"/>
+        </w:rPr>
+      </w:pPr>
+      <w:r>
+        <w:rPr>
+          <w:rFonts w:ascii="Arial" w:eastAsia="Times New Roman" w:hAnsi="Arial" w:cs="Arial"/>
+          <w:b/>
+          <w:color w:val="1F1F1F"/>
+          <w:kern w:val="0"/>
+          <w:bdr w:val="none" w:sz="0" w:space="0" w:color="auto" w:frame="1"/>
+          <w14:ligatures w14:val="none"/>
+        </w:rPr>
+        <w:t>Answer:</w:t>
+      </w:r>
+    </w:p>
+    <w:p>
+      <w:pPr>
+        <w:pStyle w:val="ListParagraph"/>
+        <w:numPr>
+          <w:ilvl w:val="0"/>
+          <w:numId w:val="13"/>
+        </w:numPr>
+        <w:spacing w:after="0" w:line="240" w:lineRule="auto"/>
+        <w:rPr>
+          <w:rFonts w:ascii="Arial" w:eastAsia="Times New Roman" w:hAnsi="Arial" w:cs="Arial"/>
+          <w:color w:val="1F1F1F"/>
+          <w:kern w:val="0"/>
+          <w14:ligatures w14:val="none"/>
+        </w:rPr>
+      </w:pPr>
+      <w:r>
+        <w:rPr>
+          <w:rFonts w:ascii="Arial" w:eastAsia="Times New Roman" w:hAnsi="Arial" w:cs="Arial"/>
+          <w:color w:val="1F1F1F"/>
+          <w:kern w:val="0"/>
+          <w:bdr w:val="none" w:sz="0" w:space="0" w:color="auto" w:frame="1"/>
+          <w14:ligatures w14:val="none"/>
+        </w:rPr>
+        <w:t>For a model with only three dials, nothing is slow, and a well-tuned MCMC is very efficient.</w:t>
+      </w:r>
+    </w:p>
+    <w:p>
+      <w:pPr>
+        <w:pStyle w:val="ListParagraph"/>
+        <w:numPr>
+          <w:ilvl w:val="0"/>
+          <w:numId w:val="13"/>
+        </w:numPr>
+        <w:spacing w:after="0" w:line="240" w:lineRule="auto"/>
+        <w:rPr>
+          <w:rFonts w:ascii="Arial" w:eastAsia="Times New Roman" w:hAnsi="Arial" w:cs="Arial"/>
+          <w:color w:val="1F1F1F"/>
+          <w:kern w:val="0"/>
+          <w14:ligatures w14:val="none"/>
+        </w:rPr>
+      </w:pPr>
+      <w:r>
+        <w:rPr>
+          <w:rFonts w:ascii="Arial" w:eastAsia="Times New Roman" w:hAnsi="Arial" w:cs="Arial"/>
+          <w:color w:val="1F1F1F"/>
+          <w:kern w:val="0"/>
+          <w:bdr w:val="none" w:sz="0" w:space="0" w:color="auto" w:frame="1"/>
+          <w14:ligatures w14:val="none"/>
+        </w:rPr>
+        <w:t>But my MCMC needed hand-tuning, while VI used the same settings for all 28 stocks with no tuning at all.</w:t>
+      </w:r>
+    </w:p>
+    <w:p>
+      <w:pPr>
+        <w:pStyle w:val="ListParagraph"/>
+        <w:numPr>
+          <w:ilvl w:val="0"/>
+          <w:numId w:val="13"/>
+        </w:numPr>
+        <w:spacing w:after="0" w:line="240" w:lineRule="auto"/>
+        <w:rPr>
+          <w:rFonts w:ascii="Arial" w:eastAsia="Times New Roman" w:hAnsi="Arial" w:cs="Arial"/>
+          <w:color w:val="1F1F1F"/>
+          <w:kern w:val="0"/>
+          <w14:ligatures w14:val="none"/>
+        </w:rPr>
+      </w:pPr>
+      <w:r>
+        <w:rPr>
+          <w:rFonts w:ascii="Arial" w:eastAsia="Times New Roman" w:hAnsi="Arial" w:cs="Arial"/>
+          <w:color w:val="1F1F1F"/>
+          <w:kern w:val="0"/>
+          <w:bdr w:val="none" w:sz="0" w:space="0" w:color="auto" w:frame="1"/>
+          <w14:ligatures w14:val="none"/>
+        </w:rPr>
+        <w:t>VI’s real benefit appears in much bigger models with hundreds or thousands of parameters, where MCMC slows to a crawl. The key finding, that VI is as accurate as MCMC, still holds.</w:t>
+      </w:r>
+    </w:p>
+    <w:p>
+      <w:pPr>
+        <w:spacing w:after="120" w:line="240" w:lineRule="auto"/>
+        <w:rPr>
+          <w:rFonts w:ascii="Arial" w:eastAsia="Times New Roman" w:hAnsi="Arial" w:cs="Arial"/>
+          <w:color w:val="1F1F1F"/>
+          <w:kern w:val="0"/>
+          <w14:ligatures w14:val="none"/>
+        </w:rPr>
+      </w:pPr>
+    </w:p>
+    <w:p>
+      <w:pPr>
+        <w:spacing w:after="0" w:line="240" w:lineRule="auto"/>
+        <w:outlineLvl w:val="1"/>
+        <w:rPr>
+          <w:rFonts w:ascii="Arial" w:eastAsia="Times New Roman" w:hAnsi="Arial" w:cs="Arial"/>
+          <w:b/>
+          <w:bCs/>
+          <w:color w:val="1F1F1F"/>
+          <w:kern w:val="0"/>
+          <w:sz w:val="36"/>
+          <w:szCs w:val="36"/>
+          <w14:ligatures w14:val="none"/>
+        </w:rPr>
+      </w:pPr>
+      <w:r>
+        <w:rPr>
+          <w:rFonts w:ascii="Arial" w:eastAsia="Times New Roman" w:hAnsi="Arial" w:cs="Arial"/>
+          <w:b/>
+          <w:bCs/>
+          <w:color w:val="1F1F1F"/>
+          <w:kern w:val="0"/>
+          <w:sz w:val="36"/>
+          <w:szCs w:val="36"/>
+          <w:bdr w:val="none" w:sz="0" w:space="0" w:color="auto" w:frame="1"/>
+          <w14:ligatures w14:val="none"/>
+        </w:rPr>
+        <w:t>Question 3: Why is the simple (diagonal) VI over-confident?</w:t>
+      </w:r>
+    </w:p>
+    <w:p>
+      <w:pPr>
+        <w:spacing w:after="0" w:line="240" w:lineRule="auto"/>
+        <w:rPr>
+          <w:rFonts w:ascii="Arial" w:eastAsia="Times New Roman" w:hAnsi="Arial" w:cs="Arial"/>
+          <w:color w:val="1F1F1F"/>
+          <w:kern w:val="0"/>
+          <w14:ligatures w14:val="none"/>
+        </w:rPr>
+      </w:pPr>
+      <w:r>
+        <w:rPr>
+          <w:rFonts w:ascii="Arial" w:eastAsia="Times New Roman" w:hAnsi="Arial" w:cs="Arial"/>
+          <w:b/>
+          <w:color w:val="1F1F1F"/>
+          <w:kern w:val="0"/>
+          <w:bdr w:val="none" w:sz="0" w:space="0" w:color="auto" w:frame="1"/>
+          <w14:ligatures w14:val="none"/>
+        </w:rPr>
+        <w:t xml:space="preserve">Question: </w:t>
+      </w:r>
+      <w:r>
+        <w:rPr>
+          <w:rFonts w:ascii="Arial" w:eastAsia="Times New Roman" w:hAnsi="Arial" w:cs="Arial"/>
+          <w:b w:val="0"/>
+          <w:color w:val="1F1F1F"/>
+          <w:kern w:val="0"/>
+          <w:bdr w:val="none" w:sz="0" w:space="0" w:color="auto" w:frame="1"/>
+          <w14:ligatures w14:val="none"/>
+        </w:rPr>
+        <w:t>“Why did the diagonal BBVI underestimate the uncertainty?”</w:t>
+      </w:r>
+    </w:p>
+    <w:p>
+      <w:pPr>
+        <w:spacing w:after="0" w:line="240" w:lineRule="auto"/>
+        <w:rPr>
+          <w:rFonts w:ascii="Arial" w:eastAsia="Times New Roman" w:hAnsi="Arial" w:cs="Arial"/>
+          <w:color w:val="1F1F1F"/>
+          <w:kern w:val="0"/>
+          <w14:ligatures w14:val="none"/>
+        </w:rPr>
+      </w:pPr>
+      <w:r>
+        <w:rPr>
+          <w:rFonts w:ascii="Arial" w:eastAsia="Times New Roman" w:hAnsi="Arial" w:cs="Arial"/>
+          <w:b/>
+          <w:color w:val="1F1F1F"/>
+          <w:kern w:val="0"/>
+          <w:bdr w:val="none" w:sz="0" w:space="0" w:color="auto" w:frame="1"/>
+          <w14:ligatures w14:val="none"/>
+        </w:rPr>
+        <w:t>Answer:</w:t>
+      </w:r>
+    </w:p>
+    <w:p>
+      <w:pPr>
+        <w:pStyle w:val="ListParagraph"/>
+        <w:numPr>
+          <w:ilvl w:val="0"/>
+          <w:numId w:val="13"/>
+        </w:numPr>
+        <w:spacing w:after="0" w:line="240" w:lineRule="auto"/>
+        <w:rPr>
+          <w:rFonts w:ascii="Arial" w:eastAsia="Times New Roman" w:hAnsi="Arial" w:cs="Arial"/>
+          <w:color w:val="1F1F1F"/>
+          <w:kern w:val="0"/>
+          <w14:ligatures w14:val="none"/>
+        </w:rPr>
+      </w:pPr>
+      <w:r>
+        <w:rPr>
+          <w:rFonts w:ascii="Arial" w:eastAsia="Times New Roman" w:hAnsi="Arial" w:cs="Arial"/>
+          <w:color w:val="1F1F1F"/>
+          <w:kern w:val="0"/>
+          <w:bdr w:val="none" w:sz="0" w:space="0" w:color="auto" w:frame="1"/>
+          <w14:ligatures w14:val="none"/>
+        </w:rPr>
+        <w:t>The dials are linked: a market that reacts strongly to shocks tends to have a shorter memory, and vice versa.</w:t>
+      </w:r>
+    </w:p>
+    <w:p>
+      <w:pPr>
+        <w:pStyle w:val="ListParagraph"/>
+        <w:numPr>
+          <w:ilvl w:val="0"/>
+          <w:numId w:val="13"/>
+        </w:numPr>
+        <w:spacing w:after="0" w:line="240" w:lineRule="auto"/>
+        <w:rPr>
+          <w:rFonts w:ascii="Arial" w:eastAsia="Times New Roman" w:hAnsi="Arial" w:cs="Arial"/>
+          <w:color w:val="1F1F1F"/>
+          <w:kern w:val="0"/>
+          <w14:ligatures w14:val="none"/>
+        </w:rPr>
+      </w:pPr>
+      <w:r>
+        <w:rPr>
+          <w:rFonts w:ascii="Arial" w:eastAsia="Times New Roman" w:hAnsi="Arial" w:cs="Arial"/>
+          <w:color w:val="1F1F1F"/>
+          <w:kern w:val="0"/>
+          <w:bdr w:val="none" w:sz="0" w:space="0" w:color="auto" w:frame="1"/>
+          <w14:ligatures w14:val="none"/>
+        </w:rPr>
+        <w:t>The simple VI assumes the dials are unrelated, so it misses that link and ends up too narrow. In other words, it is too sure of itself.</w:t>
+      </w:r>
+    </w:p>
+    <w:p>
+      <w:pPr>
+        <w:pStyle w:val="ListParagraph"/>
+        <w:numPr>
+          <w:ilvl w:val="0"/>
+          <w:numId w:val="13"/>
+        </w:numPr>
+        <w:spacing w:after="0" w:line="240" w:lineRule="auto"/>
+        <w:rPr>
+          <w:rFonts w:ascii="Arial" w:eastAsia="Times New Roman" w:hAnsi="Arial" w:cs="Arial"/>
+          <w:color w:val="1F1F1F"/>
+          <w:kern w:val="0"/>
+          <w14:ligatures w14:val="none"/>
+        </w:rPr>
+      </w:pPr>
+      <w:r>
+        <w:rPr>
+          <w:rFonts w:ascii="Arial" w:eastAsia="Times New Roman" w:hAnsi="Arial" w:cs="Arial"/>
+          <w:color w:val="1F1F1F"/>
+          <w:kern w:val="0"/>
+          <w:bdr w:val="none" w:sz="0" w:space="0" w:color="auto" w:frame="1"/>
+          <w14:ligatures w14:val="none"/>
+        </w:rPr>
+        <w:t>The full version captures the link and matches MCMC, which is exactly what the paper reports for its full-covariance methods.</w:t>
       </w:r>
     </w:p>
     <w:p>
